--- a/public/2026/seq05/FICHE_S5-A01_BesoinCDC_5eme.docx
+++ b/public/2026/seq05/FICHE_S5-A01_BesoinCDC_5eme.docx
@@ -279,7 +279,7 @@
     </w:tbl>
     <w:p>
       <w:pPr>
-        <w:spacing w:after="60"/>
+        <w:spacing w:after="96"/>
       </w:pPr>
     </w:p>
     <w:tbl>
@@ -329,8 +329,8 @@
                 <w:bCs w:val="false"/>
                 <w:i w:val="false"/>
                 <w:iCs w:val="false"/>
-                <w:sz w:val="16"/>
-                <w:szCs w:val="16"/>
+                <w:sz w:val="24"/>
+                <w:szCs w:val="24"/>
               </w:rPr>
               <w:t xml:space="preserve">NOM : </w:t>
             </w:r>
@@ -364,8 +364,8 @@
                 <w:bCs w:val="false"/>
                 <w:i w:val="false"/>
                 <w:iCs w:val="false"/>
-                <w:sz w:val="16"/>
-                <w:szCs w:val="16"/>
+                <w:sz w:val="24"/>
+                <w:szCs w:val="24"/>
               </w:rPr>
               <w:t xml:space="preserve">PRÉNOM : </w:t>
             </w:r>
@@ -399,8 +399,8 @@
                 <w:bCs w:val="false"/>
                 <w:i w:val="false"/>
                 <w:iCs w:val="false"/>
-                <w:sz w:val="16"/>
-                <w:szCs w:val="16"/>
+                <w:sz w:val="24"/>
+                <w:szCs w:val="24"/>
               </w:rPr>
               <w:t xml:space="preserve">CLASSE : </w:t>
             </w:r>
@@ -434,10 +434,605 @@
                 <w:bCs w:val="false"/>
                 <w:i w:val="false"/>
                 <w:iCs w:val="false"/>
-                <w:sz w:val="16"/>
-                <w:szCs w:val="16"/>
+                <w:sz w:val="24"/>
+                <w:szCs w:val="24"/>
               </w:rPr>
               <w:t xml:space="preserve">MAISON : </w:t>
+            </w:r>
+          </w:p>
+        </w:tc>
+      </w:tr>
+    </w:tbl>
+    <w:p>
+      <w:pPr>
+        <w:spacing w:after="128"/>
+      </w:pPr>
+    </w:p>
+    <w:tbl>
+      <w:tblPr>
+        <w:tblW w:type="dxa" w:w="9360"/>
+        <w:tblBorders>
+          <w:top w:val="single" w:color="auto" w:sz="4"/>
+          <w:left w:val="single" w:color="auto" w:sz="4"/>
+          <w:bottom w:val="single" w:color="auto" w:sz="4"/>
+          <w:right w:val="single" w:color="auto" w:sz="4"/>
+          <w:insideH w:val="single" w:color="auto" w:sz="4"/>
+          <w:insideV w:val="single" w:color="auto" w:sz="4"/>
+        </w:tblBorders>
+      </w:tblPr>
+      <w:tblGrid>
+        <w:gridCol w:w="9360"/>
+      </w:tblGrid>
+      <w:tr>
+        <w:tc>
+          <w:tcPr>
+            <w:tcW w:type="dxa" w:w="9360"/>
+            <w:tcBorders>
+              <w:top w:val="single" w:color="000000" w:sz="6"/>
+              <w:left w:val="single" w:color="000000" w:sz="6"/>
+              <w:bottom w:val="single" w:color="000000" w:sz="6"/>
+              <w:right w:val="single" w:color="000000" w:sz="6"/>
+            </w:tcBorders>
+            <w:shd w:fill="D9D9D9" w:val="clear"/>
+            <w:tcMar>
+              <w:top w:type="dxa" w:w="40"/>
+              <w:left w:type="dxa" w:w="80"/>
+              <w:bottom w:type="dxa" w:w="40"/>
+              <w:right w:type="dxa" w:w="80"/>
+            </w:tcMar>
+            <w:vAlign w:val="center"/>
+          </w:tcPr>
+          <w:p>
+            <w:pPr>
+              <w:spacing w:after="0"/>
+              <w:jc w:val="center"/>
+            </w:pPr>
+            <w:r>
+              <w:rPr>
+                <w:rFonts w:ascii="Arial" w:cs="Arial" w:eastAsia="Arial" w:hAnsi="Arial"/>
+                <w:b/>
+                <w:bCs/>
+                <w:i w:val="false"/>
+                <w:iCs w:val="false"/>
+                <w:sz w:val="32"/>
+                <w:szCs w:val="32"/>
+              </w:rPr>
+              <w:t xml:space="preserve">MA MAISON EN NC : DU BESOIN AU CAHIER DES CHARGES</w:t>
+            </w:r>
+          </w:p>
+        </w:tc>
+      </w:tr>
+    </w:tbl>
+    <w:p>
+      <w:pPr>
+        <w:spacing w:after="128"/>
+      </w:pPr>
+    </w:p>
+    <w:tbl>
+      <w:tblPr>
+        <w:tblW w:type="dxa" w:w="9360"/>
+        <w:tblBorders>
+          <w:top w:val="single" w:color="auto" w:sz="4"/>
+          <w:left w:val="single" w:color="auto" w:sz="4"/>
+          <w:bottom w:val="single" w:color="auto" w:sz="4"/>
+          <w:right w:val="single" w:color="auto" w:sz="4"/>
+          <w:insideH w:val="single" w:color="auto" w:sz="4"/>
+          <w:insideV w:val="single" w:color="auto" w:sz="4"/>
+        </w:tblBorders>
+      </w:tblPr>
+      <w:tblGrid>
+        <w:gridCol w:w="9360"/>
+      </w:tblGrid>
+      <w:tr>
+        <w:tc>
+          <w:tcPr>
+            <w:tcW w:type="dxa" w:w="9360"/>
+            <w:tcBorders>
+              <w:top w:val="single" w:color="000000" w:sz="6"/>
+              <w:left w:val="single" w:color="000000" w:sz="6"/>
+              <w:bottom w:val="single" w:color="000000" w:sz="6"/>
+              <w:right w:val="single" w:color="000000" w:sz="6"/>
+            </w:tcBorders>
+            <w:tcMar>
+              <w:top w:type="dxa" w:w="100"/>
+              <w:left w:type="dxa" w:w="120"/>
+              <w:bottom w:type="dxa" w:w="100"/>
+              <w:right w:type="dxa" w:w="120"/>
+            </w:tcMar>
+            <w:vAlign w:val="center"/>
+          </w:tcPr>
+          <w:p>
+            <w:pPr>
+              <w:spacing w:after="96"/>
+            </w:pPr>
+            <w:r>
+              <w:rPr>
+                <w:rFonts w:ascii="Arial" w:cs="Arial" w:eastAsia="Arial" w:hAnsi="Arial"/>
+                <w:b w:val="false"/>
+                <w:bCs w:val="false"/>
+                <w:i w:val="false"/>
+                <w:iCs w:val="false"/>
+                <w:sz w:val="24"/>
+                <w:szCs w:val="24"/>
+              </w:rPr>
+              <w:t xml:space="preserve">Ta famille obtient un terrain. Avant le premier coup de crayon, l'architecte pose UNE seule question : « de quoi avez-vous vraiment besoin ? » Chaleur, cyclones, famille nombreuse : en Nouvelle-Calédonie, une maison ne se conçoit pas comme à Paris.</w:t>
+            </w:r>
+          </w:p>
+          <w:p>
+            <w:pPr>
+              <w:spacing w:after="0"/>
+            </w:pPr>
+            <w:r>
+              <w:rPr>
+                <w:rFonts w:ascii="Arial" w:cs="Arial" w:eastAsia="Arial" w:hAnsi="Arial"/>
+                <w:b/>
+                <w:bCs/>
+                <w:i/>
+                <w:iCs/>
+                <w:sz w:val="24"/>
+                <w:szCs w:val="24"/>
+              </w:rPr>
+              <w:t xml:space="preserve">❓ Comment passer d'un besoin à un cahier des charges que l'architecte peut utiliser ?</w:t>
+            </w:r>
+          </w:p>
+        </w:tc>
+      </w:tr>
+    </w:tbl>
+    <w:p>
+      <w:pPr>
+        <w:spacing w:after="128"/>
+      </w:pPr>
+    </w:p>
+    <w:tbl>
+      <w:tblPr>
+        <w:tblW w:type="dxa" w:w="9360"/>
+        <w:tblBorders>
+          <w:top w:val="single" w:color="auto" w:sz="4"/>
+          <w:left w:val="single" w:color="auto" w:sz="4"/>
+          <w:bottom w:val="single" w:color="auto" w:sz="4"/>
+          <w:right w:val="single" w:color="auto" w:sz="4"/>
+          <w:insideH w:val="single" w:color="auto" w:sz="4"/>
+          <w:insideV w:val="single" w:color="auto" w:sz="4"/>
+        </w:tblBorders>
+      </w:tblPr>
+      <w:tblGrid>
+        <w:gridCol w:w="9360"/>
+      </w:tblGrid>
+      <w:tr>
+        <w:tc>
+          <w:tcPr>
+            <w:tcW w:type="dxa" w:w="9360"/>
+            <w:tcBorders>
+              <w:top w:val="single" w:color="000000" w:sz="6"/>
+              <w:left w:val="single" w:color="000000" w:sz="6"/>
+              <w:bottom w:val="single" w:color="000000" w:sz="6"/>
+              <w:right w:val="single" w:color="000000" w:sz="6"/>
+            </w:tcBorders>
+            <w:shd w:fill="F2F2F2" w:val="clear"/>
+            <w:tcMar>
+              <w:top w:type="dxa" w:w="40"/>
+              <w:left w:type="dxa" w:w="80"/>
+              <w:bottom w:type="dxa" w:w="40"/>
+              <w:right w:type="dxa" w:w="80"/>
+            </w:tcMar>
+            <w:vAlign w:val="center"/>
+          </w:tcPr>
+          <w:p>
+            <w:pPr>
+              <w:spacing w:after="0"/>
+            </w:pPr>
+            <w:r>
+              <w:rPr>
+                <w:rFonts w:ascii="Arial" w:cs="Arial" w:eastAsia="Arial" w:hAnsi="Arial"/>
+                <w:b/>
+                <w:bCs/>
+                <w:i w:val="false"/>
+                <w:iCs w:val="false"/>
+                <w:sz w:val="26"/>
+                <w:szCs w:val="26"/>
+              </w:rPr>
+              <w:t xml:space="preserve">PARTIE 1 — Besoin ou simple envie ?</w:t>
+            </w:r>
+          </w:p>
+        </w:tc>
+      </w:tr>
+    </w:tbl>
+    <w:p>
+      <w:pPr>
+        <w:spacing w:after="64"/>
+      </w:pPr>
+    </w:p>
+    <w:p>
+      <w:pPr>
+        <w:spacing w:after="96"/>
+      </w:pPr>
+      <w:r>
+        <w:rPr>
+          <w:rFonts w:ascii="Arial" w:cs="Arial" w:eastAsia="Arial" w:hAnsi="Arial"/>
+          <w:b w:val="false"/>
+          <w:bCs w:val="false"/>
+          <w:i/>
+          <w:iCs/>
+          <w:sz w:val="24"/>
+          <w:szCs w:val="24"/>
+        </w:rPr>
+        <w:t xml:space="preserve">➤ Classe chaque élément : B (besoin réel) ou E (envie de confort). Liste mélangée !</w:t>
+      </w:r>
+    </w:p>
+    <w:tbl>
+      <w:tblPr>
+        <w:tblW w:type="dxa" w:w="9360"/>
+        <w:tblBorders>
+          <w:top w:val="single" w:color="auto" w:sz="4"/>
+          <w:left w:val="single" w:color="auto" w:sz="4"/>
+          <w:bottom w:val="single" w:color="auto" w:sz="4"/>
+          <w:right w:val="single" w:color="auto" w:sz="4"/>
+          <w:insideH w:val="single" w:color="auto" w:sz="4"/>
+          <w:insideV w:val="single" w:color="auto" w:sz="4"/>
+        </w:tblBorders>
+      </w:tblPr>
+      <w:tblGrid>
+        <w:gridCol w:w="4680"/>
+        <w:gridCol w:w="4680"/>
+      </w:tblGrid>
+      <w:tr>
+        <w:tc>
+          <w:tcPr>
+            <w:tcW w:type="dxa" w:w="4680"/>
+            <w:tcBorders>
+              <w:top w:val="single" w:color="000000" w:sz="6"/>
+              <w:left w:val="single" w:color="000000" w:sz="6"/>
+              <w:bottom w:val="single" w:color="000000" w:sz="6"/>
+              <w:right w:val="single" w:color="000000" w:sz="6"/>
+            </w:tcBorders>
+            <w:shd w:fill="D9D9D9" w:val="clear"/>
+            <w:tcMar>
+              <w:top w:type="dxa" w:w="40"/>
+              <w:left w:type="dxa" w:w="80"/>
+              <w:bottom w:type="dxa" w:w="40"/>
+              <w:right w:type="dxa" w:w="80"/>
+            </w:tcMar>
+            <w:vAlign w:val="center"/>
+          </w:tcPr>
+          <w:p>
+            <w:pPr>
+              <w:spacing w:after="0"/>
+            </w:pPr>
+            <w:r>
+              <w:rPr>
+                <w:rFonts w:ascii="Arial" w:cs="Arial" w:eastAsia="Arial" w:hAnsi="Arial"/>
+                <w:b/>
+                <w:bCs/>
+                <w:i w:val="false"/>
+                <w:iCs w:val="false"/>
+                <w:sz w:val="24"/>
+                <w:szCs w:val="24"/>
+              </w:rPr>
+              <w:t xml:space="preserve">Élément</w:t>
+            </w:r>
+          </w:p>
+        </w:tc>
+        <w:tc>
+          <w:tcPr>
+            <w:tcW w:type="dxa" w:w="4680"/>
+            <w:tcBorders>
+              <w:top w:val="single" w:color="000000" w:sz="6"/>
+              <w:left w:val="single" w:color="000000" w:sz="6"/>
+              <w:bottom w:val="single" w:color="000000" w:sz="6"/>
+              <w:right w:val="single" w:color="000000" w:sz="6"/>
+            </w:tcBorders>
+            <w:shd w:fill="D9D9D9" w:val="clear"/>
+            <w:tcMar>
+              <w:top w:type="dxa" w:w="40"/>
+              <w:left w:type="dxa" w:w="80"/>
+              <w:bottom w:type="dxa" w:w="40"/>
+              <w:right w:type="dxa" w:w="80"/>
+            </w:tcMar>
+            <w:vAlign w:val="center"/>
+          </w:tcPr>
+          <w:p>
+            <w:pPr>
+              <w:spacing w:after="0"/>
+            </w:pPr>
+            <w:r>
+              <w:rPr>
+                <w:rFonts w:ascii="Arial" w:cs="Arial" w:eastAsia="Arial" w:hAnsi="Arial"/>
+                <w:b/>
+                <w:bCs/>
+                <w:i w:val="false"/>
+                <w:iCs w:val="false"/>
+                <w:sz w:val="24"/>
+                <w:szCs w:val="24"/>
+              </w:rPr>
+              <w:t xml:space="preserve">Élément</w:t>
+            </w:r>
+          </w:p>
+        </w:tc>
+      </w:tr>
+      <w:tr>
+        <w:tc>
+          <w:tcPr>
+            <w:tcW w:type="dxa" w:w="4680"/>
+            <w:tcBorders>
+              <w:top w:val="single" w:color="000000" w:sz="6"/>
+              <w:left w:val="single" w:color="000000" w:sz="6"/>
+              <w:bottom w:val="single" w:color="000000" w:sz="6"/>
+              <w:right w:val="single" w:color="000000" w:sz="6"/>
+            </w:tcBorders>
+            <w:tcMar>
+              <w:top w:type="dxa" w:w="40"/>
+              <w:left w:type="dxa" w:w="80"/>
+              <w:bottom w:type="dxa" w:w="40"/>
+              <w:right w:type="dxa" w:w="80"/>
+            </w:tcMar>
+            <w:vAlign w:val="center"/>
+          </w:tcPr>
+          <w:p>
+            <w:pPr>
+              <w:spacing w:after="0"/>
+            </w:pPr>
+            <w:r>
+              <w:rPr>
+                <w:rFonts w:ascii="Arial" w:cs="Arial" w:eastAsia="Arial" w:hAnsi="Arial"/>
+                <w:b w:val="false"/>
+                <w:bCs w:val="false"/>
+                <w:i w:val="false"/>
+                <w:iCs w:val="false"/>
+                <w:sz w:val="24"/>
+                <w:szCs w:val="24"/>
+              </w:rPr>
+              <w:t xml:space="preserve">......  Résister aux cyclones</w:t>
+            </w:r>
+          </w:p>
+        </w:tc>
+        <w:tc>
+          <w:tcPr>
+            <w:tcW w:type="dxa" w:w="4680"/>
+            <w:tcBorders>
+              <w:top w:val="single" w:color="000000" w:sz="6"/>
+              <w:left w:val="single" w:color="000000" w:sz="6"/>
+              <w:bottom w:val="single" w:color="000000" w:sz="6"/>
+              <w:right w:val="single" w:color="000000" w:sz="6"/>
+            </w:tcBorders>
+            <w:tcMar>
+              <w:top w:type="dxa" w:w="40"/>
+              <w:left w:type="dxa" w:w="80"/>
+              <w:bottom w:type="dxa" w:w="40"/>
+              <w:right w:type="dxa" w:w="80"/>
+            </w:tcMar>
+            <w:vAlign w:val="center"/>
+          </w:tcPr>
+          <w:p>
+            <w:pPr>
+              <w:spacing w:after="0"/>
+            </w:pPr>
+            <w:r>
+              <w:rPr>
+                <w:rFonts w:ascii="Arial" w:cs="Arial" w:eastAsia="Arial" w:hAnsi="Arial"/>
+                <w:b w:val="false"/>
+                <w:bCs w:val="false"/>
+                <w:i w:val="false"/>
+                <w:iCs w:val="false"/>
+                <w:sz w:val="24"/>
+                <w:szCs w:val="24"/>
+              </w:rPr>
+              <w:t xml:space="preserve">......  Un cinéma privé</w:t>
+            </w:r>
+          </w:p>
+        </w:tc>
+      </w:tr>
+      <w:tr>
+        <w:tc>
+          <w:tcPr>
+            <w:tcW w:type="dxa" w:w="4680"/>
+            <w:tcBorders>
+              <w:top w:val="single" w:color="000000" w:sz="6"/>
+              <w:left w:val="single" w:color="000000" w:sz="6"/>
+              <w:bottom w:val="single" w:color="000000" w:sz="6"/>
+              <w:right w:val="single" w:color="000000" w:sz="6"/>
+            </w:tcBorders>
+            <w:tcMar>
+              <w:top w:type="dxa" w:w="40"/>
+              <w:left w:type="dxa" w:w="80"/>
+              <w:bottom w:type="dxa" w:w="40"/>
+              <w:right w:type="dxa" w:w="80"/>
+            </w:tcMar>
+            <w:vAlign w:val="center"/>
+          </w:tcPr>
+          <w:p>
+            <w:pPr>
+              <w:spacing w:after="0"/>
+            </w:pPr>
+            <w:r>
+              <w:rPr>
+                <w:rFonts w:ascii="Arial" w:cs="Arial" w:eastAsia="Arial" w:hAnsi="Arial"/>
+                <w:b w:val="false"/>
+                <w:bCs w:val="false"/>
+                <w:i w:val="false"/>
+                <w:iCs w:val="false"/>
+                <w:sz w:val="24"/>
+                <w:szCs w:val="24"/>
+              </w:rPr>
+              <w:t xml:space="preserve">......  3 chambres pour 5 personnes</w:t>
+            </w:r>
+          </w:p>
+        </w:tc>
+        <w:tc>
+          <w:tcPr>
+            <w:tcW w:type="dxa" w:w="4680"/>
+            <w:tcBorders>
+              <w:top w:val="single" w:color="000000" w:sz="6"/>
+              <w:left w:val="single" w:color="000000" w:sz="6"/>
+              <w:bottom w:val="single" w:color="000000" w:sz="6"/>
+              <w:right w:val="single" w:color="000000" w:sz="6"/>
+            </w:tcBorders>
+            <w:tcMar>
+              <w:top w:type="dxa" w:w="40"/>
+              <w:left w:type="dxa" w:w="80"/>
+              <w:bottom w:type="dxa" w:w="40"/>
+              <w:right w:type="dxa" w:w="80"/>
+            </w:tcMar>
+            <w:vAlign w:val="center"/>
+          </w:tcPr>
+          <w:p>
+            <w:pPr>
+              <w:spacing w:after="0"/>
+            </w:pPr>
+            <w:r>
+              <w:rPr>
+                <w:rFonts w:ascii="Arial" w:cs="Arial" w:eastAsia="Arial" w:hAnsi="Arial"/>
+                <w:b w:val="false"/>
+                <w:bCs w:val="false"/>
+                <w:i w:val="false"/>
+                <w:iCs w:val="false"/>
+                <w:sz w:val="24"/>
+                <w:szCs w:val="24"/>
+              </w:rPr>
+              <w:t xml:space="preserve">......  Une piscine à vagues</w:t>
+            </w:r>
+          </w:p>
+        </w:tc>
+      </w:tr>
+      <w:tr>
+        <w:tc>
+          <w:tcPr>
+            <w:tcW w:type="dxa" w:w="4680"/>
+            <w:tcBorders>
+              <w:top w:val="single" w:color="000000" w:sz="6"/>
+              <w:left w:val="single" w:color="000000" w:sz="6"/>
+              <w:bottom w:val="single" w:color="000000" w:sz="6"/>
+              <w:right w:val="single" w:color="000000" w:sz="6"/>
+            </w:tcBorders>
+            <w:tcMar>
+              <w:top w:type="dxa" w:w="40"/>
+              <w:left w:type="dxa" w:w="80"/>
+              <w:bottom w:type="dxa" w:w="40"/>
+              <w:right w:type="dxa" w:w="80"/>
+            </w:tcMar>
+            <w:vAlign w:val="center"/>
+          </w:tcPr>
+          <w:p>
+            <w:pPr>
+              <w:spacing w:after="0"/>
+            </w:pPr>
+            <w:r>
+              <w:rPr>
+                <w:rFonts w:ascii="Arial" w:cs="Arial" w:eastAsia="Arial" w:hAnsi="Arial"/>
+                <w:b w:val="false"/>
+                <w:bCs w:val="false"/>
+                <w:i w:val="false"/>
+                <w:iCs w:val="false"/>
+                <w:sz w:val="24"/>
+                <w:szCs w:val="24"/>
+              </w:rPr>
+              <w:t xml:space="preserve">......  Être ventilée (chaleur)</w:t>
+            </w:r>
+          </w:p>
+        </w:tc>
+        <w:tc>
+          <w:tcPr>
+            <w:tcW w:type="dxa" w:w="4680"/>
+            <w:tcBorders>
+              <w:top w:val="single" w:color="000000" w:sz="6"/>
+              <w:left w:val="single" w:color="000000" w:sz="6"/>
+              <w:bottom w:val="single" w:color="000000" w:sz="6"/>
+              <w:right w:val="single" w:color="000000" w:sz="6"/>
+            </w:tcBorders>
+            <w:tcMar>
+              <w:top w:type="dxa" w:w="40"/>
+              <w:left w:type="dxa" w:w="80"/>
+              <w:bottom w:type="dxa" w:w="40"/>
+              <w:right w:type="dxa" w:w="80"/>
+            </w:tcMar>
+            <w:vAlign w:val="center"/>
+          </w:tcPr>
+          <w:p>
+            <w:pPr>
+              <w:spacing w:after="0"/>
+            </w:pPr>
+            <w:r>
+              <w:rPr>
+                <w:rFonts w:ascii="Arial" w:cs="Arial" w:eastAsia="Arial" w:hAnsi="Arial"/>
+                <w:b w:val="false"/>
+                <w:bCs w:val="false"/>
+                <w:i w:val="false"/>
+                <w:iCs w:val="false"/>
+                <w:sz w:val="24"/>
+                <w:szCs w:val="24"/>
+              </w:rPr>
+              <w:t xml:space="preserve">......  Un portail plaqué or</w:t>
+            </w:r>
+          </w:p>
+        </w:tc>
+      </w:tr>
+      <w:tr>
+        <w:tc>
+          <w:tcPr>
+            <w:tcW w:type="dxa" w:w="4680"/>
+            <w:tcBorders>
+              <w:top w:val="single" w:color="000000" w:sz="6"/>
+              <w:left w:val="single" w:color="000000" w:sz="6"/>
+              <w:bottom w:val="single" w:color="000000" w:sz="6"/>
+              <w:right w:val="single" w:color="000000" w:sz="6"/>
+            </w:tcBorders>
+            <w:tcMar>
+              <w:top w:type="dxa" w:w="40"/>
+              <w:left w:type="dxa" w:w="80"/>
+              <w:bottom w:type="dxa" w:w="40"/>
+              <w:right w:type="dxa" w:w="80"/>
+            </w:tcMar>
+            <w:vAlign w:val="center"/>
+          </w:tcPr>
+          <w:p>
+            <w:pPr>
+              <w:spacing w:after="0"/>
+            </w:pPr>
+            <w:r>
+              <w:rPr>
+                <w:rFonts w:ascii="Arial" w:cs="Arial" w:eastAsia="Arial" w:hAnsi="Arial"/>
+                <w:b w:val="false"/>
+                <w:bCs w:val="false"/>
+                <w:i w:val="false"/>
+                <w:iCs w:val="false"/>
+                <w:sz w:val="24"/>
+                <w:szCs w:val="24"/>
+              </w:rPr>
+              <w:t xml:space="preserve">......  L'eau potable et l'électricité</w:t>
+            </w:r>
+          </w:p>
+        </w:tc>
+        <w:tc>
+          <w:tcPr>
+            <w:tcW w:type="dxa" w:w="4680"/>
+            <w:tcBorders>
+              <w:top w:val="single" w:color="000000" w:sz="6"/>
+              <w:left w:val="single" w:color="000000" w:sz="6"/>
+              <w:bottom w:val="single" w:color="000000" w:sz="6"/>
+              <w:right w:val="single" w:color="000000" w:sz="6"/>
+            </w:tcBorders>
+            <w:tcMar>
+              <w:top w:type="dxa" w:w="40"/>
+              <w:left w:type="dxa" w:w="80"/>
+              <w:bottom w:type="dxa" w:w="40"/>
+              <w:right w:type="dxa" w:w="80"/>
+            </w:tcMar>
+            <w:vAlign w:val="center"/>
+          </w:tcPr>
+          <w:p>
+            <w:pPr>
+              <w:spacing w:after="0"/>
+            </w:pPr>
+            <w:r>
+              <w:rPr>
+                <w:rFonts w:ascii="Arial" w:cs="Arial" w:eastAsia="Arial" w:hAnsi="Arial"/>
+                <w:b w:val="false"/>
+                <w:bCs w:val="false"/>
+                <w:i w:val="false"/>
+                <w:iCs w:val="false"/>
+                <w:sz w:val="24"/>
+                <w:szCs w:val="24"/>
+              </w:rPr>
+              <w:t xml:space="preserve">......  Une chambre par console de jeu</w:t>
             </w:r>
           </w:p>
         </w:tc>
@@ -473,19 +1068,18 @@
               <w:bottom w:val="single" w:color="000000" w:sz="6"/>
               <w:right w:val="single" w:color="000000" w:sz="6"/>
             </w:tcBorders>
-            <w:shd w:fill="D9D9D9" w:val="clear"/>
-            <w:tcMar>
-              <w:top w:type="dxa" w:w="40"/>
-              <w:left w:type="dxa" w:w="80"/>
-              <w:bottom w:type="dxa" w:w="40"/>
-              <w:right w:type="dxa" w:w="80"/>
-            </w:tcMar>
-            <w:vAlign w:val="center"/>
-          </w:tcPr>
-          <w:p>
-            <w:pPr>
-              <w:spacing w:after="0"/>
-              <w:jc w:val="center"/>
+            <w:shd w:fill="F2F2F2" w:val="clear"/>
+            <w:tcMar>
+              <w:top w:type="dxa" w:w="40"/>
+              <w:left w:type="dxa" w:w="80"/>
+              <w:bottom w:type="dxa" w:w="40"/>
+              <w:right w:type="dxa" w:w="80"/>
+            </w:tcMar>
+            <w:vAlign w:val="center"/>
+          </w:tcPr>
+          <w:p>
+            <w:pPr>
+              <w:spacing w:after="0"/>
             </w:pPr>
             <w:r>
               <w:rPr>
@@ -494,10 +1088,498 @@
                 <w:bCs/>
                 <w:i w:val="false"/>
                 <w:iCs w:val="false"/>
-                <w:sz w:val="24"/>
-                <w:szCs w:val="24"/>
-              </w:rPr>
-              <w:t xml:space="preserve">MA MAISON EN NC : DU BESOIN AU CAHIER DES CHARGES</w:t>
+                <w:sz w:val="26"/>
+                <w:szCs w:val="26"/>
+              </w:rPr>
+              <w:t xml:space="preserve">PARTIE 2 — Mon cahier des charges simplifié</w:t>
+            </w:r>
+          </w:p>
+        </w:tc>
+      </w:tr>
+    </w:tbl>
+    <w:p>
+      <w:pPr>
+        <w:spacing w:after="64"/>
+      </w:pPr>
+    </w:p>
+    <w:p>
+      <w:pPr>
+        <w:spacing w:after="96"/>
+      </w:pPr>
+      <w:r>
+        <w:rPr>
+          <w:rFonts w:ascii="Arial" w:cs="Arial" w:eastAsia="Arial" w:hAnsi="Arial"/>
+          <w:b w:val="false"/>
+          <w:bCs w:val="false"/>
+          <w:i/>
+          <w:iCs/>
+          <w:sz w:val="24"/>
+          <w:szCs w:val="24"/>
+        </w:rPr>
+        <w:t xml:space="preserve">➤ Complète le CDC avec le document projeté (contraintes NC). Une ligne est déjà remplie.</w:t>
+      </w:r>
+    </w:p>
+    <w:tbl>
+      <w:tblPr>
+        <w:tblW w:type="dxa" w:w="9360"/>
+        <w:tblBorders>
+          <w:top w:val="single" w:color="auto" w:sz="4"/>
+          <w:left w:val="single" w:color="auto" w:sz="4"/>
+          <w:bottom w:val="single" w:color="auto" w:sz="4"/>
+          <w:right w:val="single" w:color="auto" w:sz="4"/>
+          <w:insideH w:val="single" w:color="auto" w:sz="4"/>
+          <w:insideV w:val="single" w:color="auto" w:sz="4"/>
+        </w:tblBorders>
+      </w:tblPr>
+      <w:tblGrid>
+        <w:gridCol w:w="3800"/>
+        <w:gridCol w:w="5560"/>
+      </w:tblGrid>
+      <w:tr>
+        <w:tc>
+          <w:tcPr>
+            <w:tcW w:type="dxa" w:w="3800"/>
+            <w:tcBorders>
+              <w:top w:val="single" w:color="000000" w:sz="6"/>
+              <w:left w:val="single" w:color="000000" w:sz="6"/>
+              <w:bottom w:val="single" w:color="000000" w:sz="6"/>
+              <w:right w:val="single" w:color="000000" w:sz="6"/>
+            </w:tcBorders>
+            <w:shd w:fill="D9D9D9" w:val="clear"/>
+            <w:tcMar>
+              <w:top w:type="dxa" w:w="40"/>
+              <w:left w:type="dxa" w:w="80"/>
+              <w:bottom w:type="dxa" w:w="40"/>
+              <w:right w:type="dxa" w:w="80"/>
+            </w:tcMar>
+            <w:vAlign w:val="center"/>
+          </w:tcPr>
+          <w:p>
+            <w:pPr>
+              <w:spacing w:after="0"/>
+            </w:pPr>
+            <w:r>
+              <w:rPr>
+                <w:rFonts w:ascii="Arial" w:cs="Arial" w:eastAsia="Arial" w:hAnsi="Arial"/>
+                <w:b/>
+                <w:bCs/>
+                <w:i w:val="false"/>
+                <w:iCs w:val="false"/>
+                <w:sz w:val="24"/>
+                <w:szCs w:val="24"/>
+              </w:rPr>
+              <w:t xml:space="preserve">Fonction / contrainte</w:t>
+            </w:r>
+          </w:p>
+        </w:tc>
+        <w:tc>
+          <w:tcPr>
+            <w:tcW w:type="dxa" w:w="5560"/>
+            <w:tcBorders>
+              <w:top w:val="single" w:color="000000" w:sz="6"/>
+              <w:left w:val="single" w:color="000000" w:sz="6"/>
+              <w:bottom w:val="single" w:color="000000" w:sz="6"/>
+              <w:right w:val="single" w:color="000000" w:sz="6"/>
+            </w:tcBorders>
+            <w:shd w:fill="D9D9D9" w:val="clear"/>
+            <w:tcMar>
+              <w:top w:type="dxa" w:w="40"/>
+              <w:left w:type="dxa" w:w="80"/>
+              <w:bottom w:type="dxa" w:w="40"/>
+              <w:right w:type="dxa" w:w="80"/>
+            </w:tcMar>
+            <w:vAlign w:val="center"/>
+          </w:tcPr>
+          <w:p>
+            <w:pPr>
+              <w:spacing w:after="0"/>
+            </w:pPr>
+            <w:r>
+              <w:rPr>
+                <w:rFonts w:ascii="Arial" w:cs="Arial" w:eastAsia="Arial" w:hAnsi="Arial"/>
+                <w:b/>
+                <w:bCs/>
+                <w:i w:val="false"/>
+                <w:iCs w:val="false"/>
+                <w:sz w:val="24"/>
+                <w:szCs w:val="24"/>
+              </w:rPr>
+              <w:t xml:space="preserve">Précision pour MA maison</w:t>
+            </w:r>
+          </w:p>
+        </w:tc>
+      </w:tr>
+      <w:tr>
+        <w:tc>
+          <w:tcPr>
+            <w:tcW w:type="dxa" w:w="3800"/>
+            <w:tcBorders>
+              <w:top w:val="single" w:color="000000" w:sz="6"/>
+              <w:left w:val="single" w:color="000000" w:sz="6"/>
+              <w:bottom w:val="single" w:color="000000" w:sz="6"/>
+              <w:right w:val="single" w:color="000000" w:sz="6"/>
+            </w:tcBorders>
+            <w:tcMar>
+              <w:top w:type="dxa" w:w="40"/>
+              <w:left w:type="dxa" w:w="80"/>
+              <w:bottom w:type="dxa" w:w="40"/>
+              <w:right w:type="dxa" w:w="80"/>
+            </w:tcMar>
+            <w:vAlign w:val="center"/>
+          </w:tcPr>
+          <w:p>
+            <w:pPr>
+              <w:spacing w:after="0"/>
+            </w:pPr>
+            <w:r>
+              <w:rPr>
+                <w:rFonts w:ascii="Arial" w:cs="Arial" w:eastAsia="Arial" w:hAnsi="Arial"/>
+                <w:b w:val="false"/>
+                <w:bCs w:val="false"/>
+                <w:i w:val="false"/>
+                <w:iCs w:val="false"/>
+                <w:sz w:val="24"/>
+                <w:szCs w:val="24"/>
+              </w:rPr>
+              <w:t xml:space="preserve">Loger la famille</w:t>
+            </w:r>
+          </w:p>
+        </w:tc>
+        <w:tc>
+          <w:tcPr>
+            <w:tcW w:type="dxa" w:w="5560"/>
+            <w:tcBorders>
+              <w:top w:val="single" w:color="000000" w:sz="6"/>
+              <w:left w:val="single" w:color="000000" w:sz="6"/>
+              <w:bottom w:val="single" w:color="000000" w:sz="6"/>
+              <w:right w:val="single" w:color="000000" w:sz="6"/>
+            </w:tcBorders>
+            <w:tcMar>
+              <w:top w:type="dxa" w:w="40"/>
+              <w:left w:type="dxa" w:w="80"/>
+              <w:bottom w:type="dxa" w:w="40"/>
+              <w:right w:type="dxa" w:w="80"/>
+            </w:tcMar>
+            <w:vAlign w:val="center"/>
+          </w:tcPr>
+          <w:p>
+            <w:pPr>
+              <w:spacing w:after="0"/>
+            </w:pPr>
+            <w:r>
+              <w:rPr>
+                <w:rFonts w:ascii="Arial" w:cs="Arial" w:eastAsia="Arial" w:hAnsi="Arial"/>
+                <w:b w:val="false"/>
+                <w:bCs w:val="false"/>
+                <w:i w:val="false"/>
+                <w:iCs w:val="false"/>
+                <w:sz w:val="24"/>
+                <w:szCs w:val="24"/>
+              </w:rPr>
+              <w:t xml:space="preserve">Nombre de chambres : ...... (1 pour les parents + ...... )</w:t>
+            </w:r>
+          </w:p>
+        </w:tc>
+      </w:tr>
+      <w:tr>
+        <w:tc>
+          <w:tcPr>
+            <w:tcW w:type="dxa" w:w="3800"/>
+            <w:tcBorders>
+              <w:top w:val="single" w:color="000000" w:sz="6"/>
+              <w:left w:val="single" w:color="000000" w:sz="6"/>
+              <w:bottom w:val="single" w:color="000000" w:sz="6"/>
+              <w:right w:val="single" w:color="000000" w:sz="6"/>
+            </w:tcBorders>
+            <w:tcMar>
+              <w:top w:type="dxa" w:w="40"/>
+              <w:left w:type="dxa" w:w="80"/>
+              <w:bottom w:type="dxa" w:w="40"/>
+              <w:right w:type="dxa" w:w="80"/>
+            </w:tcMar>
+            <w:vAlign w:val="center"/>
+          </w:tcPr>
+          <w:p>
+            <w:pPr>
+              <w:spacing w:after="0"/>
+            </w:pPr>
+            <w:r>
+              <w:rPr>
+                <w:rFonts w:ascii="Arial" w:cs="Arial" w:eastAsia="Arial" w:hAnsi="Arial"/>
+                <w:b w:val="false"/>
+                <w:bCs w:val="false"/>
+                <w:i w:val="false"/>
+                <w:iCs w:val="false"/>
+                <w:sz w:val="24"/>
+                <w:szCs w:val="24"/>
+              </w:rPr>
+              <w:t xml:space="preserve">Résister au climat NC</w:t>
+            </w:r>
+          </w:p>
+        </w:tc>
+        <w:tc>
+          <w:tcPr>
+            <w:tcW w:type="dxa" w:w="5560"/>
+            <w:tcBorders>
+              <w:top w:val="single" w:color="000000" w:sz="6"/>
+              <w:left w:val="single" w:color="000000" w:sz="6"/>
+              <w:bottom w:val="single" w:color="000000" w:sz="6"/>
+              <w:right w:val="single" w:color="000000" w:sz="6"/>
+            </w:tcBorders>
+            <w:tcMar>
+              <w:top w:type="dxa" w:w="40"/>
+              <w:left w:type="dxa" w:w="80"/>
+              <w:bottom w:type="dxa" w:w="40"/>
+              <w:right w:type="dxa" w:w="80"/>
+            </w:tcMar>
+            <w:vAlign w:val="center"/>
+          </w:tcPr>
+          <w:p>
+            <w:pPr>
+              <w:spacing w:after="0"/>
+            </w:pPr>
+            <w:r>
+              <w:rPr>
+                <w:rFonts w:ascii="Arial" w:cs="Arial" w:eastAsia="Arial" w:hAnsi="Arial"/>
+                <w:b w:val="false"/>
+                <w:bCs w:val="false"/>
+                <w:i w:val="false"/>
+                <w:iCs w:val="false"/>
+                <w:sz w:val="24"/>
+                <w:szCs w:val="24"/>
+              </w:rPr>
+              <w:t xml:space="preserve">La structure doit résister aux ............... .</w:t>
+            </w:r>
+          </w:p>
+        </w:tc>
+      </w:tr>
+      <w:tr>
+        <w:tc>
+          <w:tcPr>
+            <w:tcW w:type="dxa" w:w="3800"/>
+            <w:tcBorders>
+              <w:top w:val="single" w:color="000000" w:sz="6"/>
+              <w:left w:val="single" w:color="000000" w:sz="6"/>
+              <w:bottom w:val="single" w:color="000000" w:sz="6"/>
+              <w:right w:val="single" w:color="000000" w:sz="6"/>
+            </w:tcBorders>
+            <w:tcMar>
+              <w:top w:type="dxa" w:w="40"/>
+              <w:left w:type="dxa" w:w="80"/>
+              <w:bottom w:type="dxa" w:w="40"/>
+              <w:right w:type="dxa" w:w="80"/>
+            </w:tcMar>
+            <w:vAlign w:val="center"/>
+          </w:tcPr>
+          <w:p>
+            <w:pPr>
+              <w:spacing w:after="0"/>
+            </w:pPr>
+            <w:r>
+              <w:rPr>
+                <w:rFonts w:ascii="Arial" w:cs="Arial" w:eastAsia="Arial" w:hAnsi="Arial"/>
+                <w:b w:val="false"/>
+                <w:bCs w:val="false"/>
+                <w:i w:val="false"/>
+                <w:iCs w:val="false"/>
+                <w:sz w:val="24"/>
+                <w:szCs w:val="24"/>
+              </w:rPr>
+              <w:t xml:space="preserve">Rester agréable sans clim</w:t>
+            </w:r>
+          </w:p>
+        </w:tc>
+        <w:tc>
+          <w:tcPr>
+            <w:tcW w:type="dxa" w:w="5560"/>
+            <w:tcBorders>
+              <w:top w:val="single" w:color="000000" w:sz="6"/>
+              <w:left w:val="single" w:color="000000" w:sz="6"/>
+              <w:bottom w:val="single" w:color="000000" w:sz="6"/>
+              <w:right w:val="single" w:color="000000" w:sz="6"/>
+            </w:tcBorders>
+            <w:tcMar>
+              <w:top w:type="dxa" w:w="40"/>
+              <w:left w:type="dxa" w:w="80"/>
+              <w:bottom w:type="dxa" w:w="40"/>
+              <w:right w:type="dxa" w:w="80"/>
+            </w:tcMar>
+            <w:vAlign w:val="center"/>
+          </w:tcPr>
+          <w:p>
+            <w:pPr>
+              <w:spacing w:after="0"/>
+            </w:pPr>
+            <w:r>
+              <w:rPr>
+                <w:rFonts w:ascii="Arial" w:cs="Arial" w:eastAsia="Arial" w:hAnsi="Arial"/>
+                <w:b w:val="false"/>
+                <w:bCs w:val="false"/>
+                <w:i w:val="false"/>
+                <w:iCs w:val="false"/>
+                <w:sz w:val="24"/>
+                <w:szCs w:val="24"/>
+              </w:rPr>
+              <w:t xml:space="preserve">Orientée pour capter les ............... (vents réguliers).</w:t>
+            </w:r>
+          </w:p>
+        </w:tc>
+      </w:tr>
+      <w:tr>
+        <w:tc>
+          <w:tcPr>
+            <w:tcW w:type="dxa" w:w="3800"/>
+            <w:tcBorders>
+              <w:top w:val="single" w:color="000000" w:sz="6"/>
+              <w:left w:val="single" w:color="000000" w:sz="6"/>
+              <w:bottom w:val="single" w:color="000000" w:sz="6"/>
+              <w:right w:val="single" w:color="000000" w:sz="6"/>
+            </w:tcBorders>
+            <w:tcMar>
+              <w:top w:type="dxa" w:w="40"/>
+              <w:left w:type="dxa" w:w="80"/>
+              <w:bottom w:type="dxa" w:w="40"/>
+              <w:right w:type="dxa" w:w="80"/>
+            </w:tcMar>
+            <w:vAlign w:val="center"/>
+          </w:tcPr>
+          <w:p>
+            <w:pPr>
+              <w:spacing w:after="0"/>
+            </w:pPr>
+            <w:r>
+              <w:rPr>
+                <w:rFonts w:ascii="Arial" w:cs="Arial" w:eastAsia="Arial" w:hAnsi="Arial"/>
+                <w:b w:val="false"/>
+                <w:bCs w:val="false"/>
+                <w:i w:val="false"/>
+                <w:iCs w:val="false"/>
+                <w:sz w:val="24"/>
+                <w:szCs w:val="24"/>
+              </w:rPr>
+              <w:t xml:space="preserve">Respecter la loi</w:t>
+            </w:r>
+          </w:p>
+        </w:tc>
+        <w:tc>
+          <w:tcPr>
+            <w:tcW w:type="dxa" w:w="5560"/>
+            <w:tcBorders>
+              <w:top w:val="single" w:color="000000" w:sz="6"/>
+              <w:left w:val="single" w:color="000000" w:sz="6"/>
+              <w:bottom w:val="single" w:color="000000" w:sz="6"/>
+              <w:right w:val="single" w:color="000000" w:sz="6"/>
+            </w:tcBorders>
+            <w:tcMar>
+              <w:top w:type="dxa" w:w="40"/>
+              <w:left w:type="dxa" w:w="80"/>
+              <w:bottom w:type="dxa" w:w="40"/>
+              <w:right w:type="dxa" w:w="80"/>
+            </w:tcMar>
+            <w:vAlign w:val="center"/>
+          </w:tcPr>
+          <w:p>
+            <w:pPr>
+              <w:spacing w:after="0"/>
+            </w:pPr>
+            <w:r>
+              <w:rPr>
+                <w:rFonts w:ascii="Arial" w:cs="Arial" w:eastAsia="Arial" w:hAnsi="Arial"/>
+                <w:b w:val="false"/>
+                <w:bCs w:val="false"/>
+                <w:i w:val="false"/>
+                <w:iCs w:val="false"/>
+                <w:sz w:val="24"/>
+                <w:szCs w:val="24"/>
+              </w:rPr>
+              <w:t xml:space="preserve">Hauteur sous plafond d'au moins ...... m.</w:t>
+            </w:r>
+          </w:p>
+        </w:tc>
+      </w:tr>
+    </w:tbl>
+    <w:tbl>
+      <w:tblPr>
+        <w:tblW w:type="dxa" w:w="9360"/>
+        <w:tblBorders>
+          <w:top w:val="single" w:color="auto" w:sz="4"/>
+          <w:left w:val="single" w:color="auto" w:sz="4"/>
+          <w:bottom w:val="single" w:color="auto" w:sz="4"/>
+          <w:right w:val="single" w:color="auto" w:sz="4"/>
+          <w:insideH w:val="single" w:color="auto" w:sz="4"/>
+          <w:insideV w:val="single" w:color="auto" w:sz="4"/>
+        </w:tblBorders>
+      </w:tblPr>
+      <w:tblGrid>
+        <w:gridCol w:w="9360"/>
+      </w:tblGrid>
+      <w:tr>
+        <w:tc>
+          <w:tcPr>
+            <w:tcW w:type="dxa" w:w="9360"/>
+            <w:tcBorders>
+              <w:top w:val="single" w:color="000000" w:sz="6"/>
+              <w:left w:val="single" w:color="000000" w:sz="6"/>
+              <w:bottom w:val="single" w:color="000000" w:sz="6"/>
+              <w:right w:val="single" w:color="000000" w:sz="6"/>
+            </w:tcBorders>
+            <w:tcMar>
+              <w:top w:type="dxa" w:w="40"/>
+              <w:left w:type="dxa" w:w="80"/>
+              <w:bottom w:type="dxa" w:w="40"/>
+              <w:right w:type="dxa" w:w="80"/>
+            </w:tcMar>
+            <w:vAlign w:val="center"/>
+          </w:tcPr>
+          <w:p>
+            <w:pPr>
+              <w:spacing w:after="96"/>
+            </w:pPr>
+            <w:r>
+              <w:rPr>
+                <w:rFonts w:ascii="Arial" w:cs="Arial" w:eastAsia="Arial" w:hAnsi="Arial"/>
+                <w:b/>
+                <w:bCs/>
+                <w:i w:val="false"/>
+                <w:iCs w:val="false"/>
+                <w:sz w:val="24"/>
+                <w:szCs w:val="24"/>
+              </w:rPr>
+              <w:t xml:space="preserve">CAHIER DES CHARGES (CDC) — à compléter ensemble</w:t>
+            </w:r>
+          </w:p>
+          <w:p>
+            <w:pPr>
+              <w:spacing w:after="96"/>
+            </w:pPr>
+            <w:r>
+              <w:rPr>
+                <w:rFonts w:ascii="Arial" w:cs="Arial" w:eastAsia="Arial" w:hAnsi="Arial"/>
+                <w:b w:val="false"/>
+                <w:bCs w:val="false"/>
+                <w:i w:val="false"/>
+                <w:iCs w:val="false"/>
+                <w:sz w:val="24"/>
+                <w:szCs w:val="24"/>
+              </w:rPr>
+              <w:t xml:space="preserve">.......................................................................</w:t>
+            </w:r>
+          </w:p>
+          <w:p>
+            <w:pPr>
+              <w:spacing w:after="96"/>
+            </w:pPr>
+            <w:r>
+              <w:rPr>
+                <w:rFonts w:ascii="Arial" w:cs="Arial" w:eastAsia="Arial" w:hAnsi="Arial"/>
+                <w:b w:val="false"/>
+                <w:bCs w:val="false"/>
+                <w:i w:val="false"/>
+                <w:iCs w:val="false"/>
+                <w:sz w:val="24"/>
+                <w:szCs w:val="24"/>
+              </w:rPr>
+              <w:t xml:space="preserve">.......................................................................</w:t>
             </w:r>
           </w:p>
         </w:tc>
@@ -533,31 +1615,15 @@
               <w:bottom w:val="single" w:color="000000" w:sz="6"/>
               <w:right w:val="single" w:color="000000" w:sz="6"/>
             </w:tcBorders>
-            <w:tcMar>
-              <w:top w:type="dxa" w:w="100"/>
-              <w:left w:type="dxa" w:w="120"/>
-              <w:bottom w:type="dxa" w:w="100"/>
-              <w:right w:type="dxa" w:w="120"/>
-            </w:tcMar>
-            <w:vAlign w:val="center"/>
-          </w:tcPr>
-          <w:p>
-            <w:pPr>
-              <w:spacing w:after="60"/>
-            </w:pPr>
-            <w:r>
-              <w:rPr>
-                <w:rFonts w:ascii="Arial" w:cs="Arial" w:eastAsia="Arial" w:hAnsi="Arial"/>
-                <w:b w:val="false"/>
-                <w:bCs w:val="false"/>
-                <w:i w:val="false"/>
-                <w:iCs w:val="false"/>
-                <w:sz w:val="16"/>
-                <w:szCs w:val="16"/>
-              </w:rPr>
-              <w:t xml:space="preserve">Ta famille obtient un terrain. Avant le premier coup de crayon, l'architecte pose UNE seule question : « de quoi avez-vous vraiment besoin ? » Chaleur, cyclones, famille nombreuse : en Nouvelle-Calédonie, une maison ne se conçoit pas comme à Paris.</w:t>
-            </w:r>
-          </w:p>
+            <w:shd w:fill="F2F2F2" w:val="clear"/>
+            <w:tcMar>
+              <w:top w:type="dxa" w:w="40"/>
+              <w:left w:type="dxa" w:w="80"/>
+              <w:bottom w:type="dxa" w:w="40"/>
+              <w:right w:type="dxa" w:w="80"/>
+            </w:tcMar>
+            <w:vAlign w:val="center"/>
+          </w:tcPr>
           <w:p>
             <w:pPr>
               <w:spacing w:after="0"/>
@@ -567,12 +1633,12 @@
                 <w:rFonts w:ascii="Arial" w:cs="Arial" w:eastAsia="Arial" w:hAnsi="Arial"/>
                 <w:b/>
                 <w:bCs/>
-                <w:i/>
-                <w:iCs/>
-                <w:sz w:val="16"/>
-                <w:szCs w:val="16"/>
-              </w:rPr>
-              <w:t xml:space="preserve">❓ Comment passer d'un besoin à un cahier des charges que l'architecte peut utiliser ?</w:t>
+                <w:i w:val="false"/>
+                <w:iCs w:val="false"/>
+                <w:sz w:val="26"/>
+                <w:szCs w:val="26"/>
+              </w:rPr>
+              <w:t xml:space="preserve">PARTIE 3 — Je dimensionne mes pièces</w:t>
             </w:r>
           </w:p>
         </w:tc>
@@ -580,71 +1646,12 @@
     </w:tbl>
     <w:p>
       <w:pPr>
-        <w:spacing w:after="80"/>
-      </w:pPr>
-    </w:p>
-    <w:tbl>
-      <w:tblPr>
-        <w:tblW w:type="dxa" w:w="9360"/>
-        <w:tblBorders>
-          <w:top w:val="single" w:color="auto" w:sz="4"/>
-          <w:left w:val="single" w:color="auto" w:sz="4"/>
-          <w:bottom w:val="single" w:color="auto" w:sz="4"/>
-          <w:right w:val="single" w:color="auto" w:sz="4"/>
-          <w:insideH w:val="single" w:color="auto" w:sz="4"/>
-          <w:insideV w:val="single" w:color="auto" w:sz="4"/>
-        </w:tblBorders>
-      </w:tblPr>
-      <w:tblGrid>
-        <w:gridCol w:w="9360"/>
-      </w:tblGrid>
-      <w:tr>
-        <w:tc>
-          <w:tcPr>
-            <w:tcW w:type="dxa" w:w="9360"/>
-            <w:tcBorders>
-              <w:top w:val="single" w:color="000000" w:sz="6"/>
-              <w:left w:val="single" w:color="000000" w:sz="6"/>
-              <w:bottom w:val="single" w:color="000000" w:sz="6"/>
-              <w:right w:val="single" w:color="000000" w:sz="6"/>
-            </w:tcBorders>
-            <w:shd w:fill="F2F2F2" w:val="clear"/>
-            <w:tcMar>
-              <w:top w:type="dxa" w:w="40"/>
-              <w:left w:type="dxa" w:w="80"/>
-              <w:bottom w:type="dxa" w:w="40"/>
-              <w:right w:type="dxa" w:w="80"/>
-            </w:tcMar>
-            <w:vAlign w:val="center"/>
-          </w:tcPr>
-          <w:p>
-            <w:pPr>
-              <w:spacing w:after="0"/>
-            </w:pPr>
-            <w:r>
-              <w:rPr>
-                <w:rFonts w:ascii="Arial" w:cs="Arial" w:eastAsia="Arial" w:hAnsi="Arial"/>
-                <w:b/>
-                <w:bCs/>
-                <w:i w:val="false"/>
-                <w:iCs w:val="false"/>
-                <w:sz w:val="18"/>
-                <w:szCs w:val="18"/>
-              </w:rPr>
-              <w:t xml:space="preserve">PARTIE 1 — Besoin ou simple envie ?</w:t>
-            </w:r>
-          </w:p>
-        </w:tc>
-      </w:tr>
-    </w:tbl>
-    <w:p>
-      <w:pPr>
-        <w:spacing w:after="40"/>
+        <w:spacing w:after="64"/>
       </w:pPr>
     </w:p>
     <w:p>
       <w:pPr>
-        <w:spacing w:after="60"/>
+        <w:spacing w:after="96"/>
       </w:pPr>
       <w:r>
         <w:rPr>
@@ -653,1015 +1660,8 @@
           <w:bCs w:val="false"/>
           <w:i/>
           <w:iCs/>
-          <w:sz w:val="16"/>
-          <w:szCs w:val="16"/>
-        </w:rPr>
-        <w:t xml:space="preserve">➤ Classe chaque élément : B (besoin réel) ou E (envie de confort). Liste mélangée !</w:t>
-      </w:r>
-    </w:p>
-    <w:tbl>
-      <w:tblPr>
-        <w:tblW w:type="dxa" w:w="9360"/>
-        <w:tblBorders>
-          <w:top w:val="single" w:color="auto" w:sz="4"/>
-          <w:left w:val="single" w:color="auto" w:sz="4"/>
-          <w:bottom w:val="single" w:color="auto" w:sz="4"/>
-          <w:right w:val="single" w:color="auto" w:sz="4"/>
-          <w:insideH w:val="single" w:color="auto" w:sz="4"/>
-          <w:insideV w:val="single" w:color="auto" w:sz="4"/>
-        </w:tblBorders>
-      </w:tblPr>
-      <w:tblGrid>
-        <w:gridCol w:w="4680"/>
-        <w:gridCol w:w="4680"/>
-      </w:tblGrid>
-      <w:tr>
-        <w:tc>
-          <w:tcPr>
-            <w:tcW w:type="dxa" w:w="4680"/>
-            <w:tcBorders>
-              <w:top w:val="single" w:color="000000" w:sz="6"/>
-              <w:left w:val="single" w:color="000000" w:sz="6"/>
-              <w:bottom w:val="single" w:color="000000" w:sz="6"/>
-              <w:right w:val="single" w:color="000000" w:sz="6"/>
-            </w:tcBorders>
-            <w:shd w:fill="D9D9D9" w:val="clear"/>
-            <w:tcMar>
-              <w:top w:type="dxa" w:w="40"/>
-              <w:left w:type="dxa" w:w="80"/>
-              <w:bottom w:type="dxa" w:w="40"/>
-              <w:right w:type="dxa" w:w="80"/>
-            </w:tcMar>
-            <w:vAlign w:val="center"/>
-          </w:tcPr>
-          <w:p>
-            <w:pPr>
-              <w:spacing w:after="0"/>
-            </w:pPr>
-            <w:r>
-              <w:rPr>
-                <w:rFonts w:ascii="Arial" w:cs="Arial" w:eastAsia="Arial" w:hAnsi="Arial"/>
-                <w:b/>
-                <w:bCs/>
-                <w:i w:val="false"/>
-                <w:iCs w:val="false"/>
-                <w:sz w:val="16"/>
-                <w:szCs w:val="16"/>
-              </w:rPr>
-              <w:t xml:space="preserve">Élément</w:t>
-            </w:r>
-          </w:p>
-        </w:tc>
-        <w:tc>
-          <w:tcPr>
-            <w:tcW w:type="dxa" w:w="4680"/>
-            <w:tcBorders>
-              <w:top w:val="single" w:color="000000" w:sz="6"/>
-              <w:left w:val="single" w:color="000000" w:sz="6"/>
-              <w:bottom w:val="single" w:color="000000" w:sz="6"/>
-              <w:right w:val="single" w:color="000000" w:sz="6"/>
-            </w:tcBorders>
-            <w:shd w:fill="D9D9D9" w:val="clear"/>
-            <w:tcMar>
-              <w:top w:type="dxa" w:w="40"/>
-              <w:left w:type="dxa" w:w="80"/>
-              <w:bottom w:type="dxa" w:w="40"/>
-              <w:right w:type="dxa" w:w="80"/>
-            </w:tcMar>
-            <w:vAlign w:val="center"/>
-          </w:tcPr>
-          <w:p>
-            <w:pPr>
-              <w:spacing w:after="0"/>
-            </w:pPr>
-            <w:r>
-              <w:rPr>
-                <w:rFonts w:ascii="Arial" w:cs="Arial" w:eastAsia="Arial" w:hAnsi="Arial"/>
-                <w:b/>
-                <w:bCs/>
-                <w:i w:val="false"/>
-                <w:iCs w:val="false"/>
-                <w:sz w:val="16"/>
-                <w:szCs w:val="16"/>
-              </w:rPr>
-              <w:t xml:space="preserve">Élément</w:t>
-            </w:r>
-          </w:p>
-        </w:tc>
-      </w:tr>
-      <w:tr>
-        <w:tc>
-          <w:tcPr>
-            <w:tcW w:type="dxa" w:w="4680"/>
-            <w:tcBorders>
-              <w:top w:val="single" w:color="000000" w:sz="6"/>
-              <w:left w:val="single" w:color="000000" w:sz="6"/>
-              <w:bottom w:val="single" w:color="000000" w:sz="6"/>
-              <w:right w:val="single" w:color="000000" w:sz="6"/>
-            </w:tcBorders>
-            <w:tcMar>
-              <w:top w:type="dxa" w:w="40"/>
-              <w:left w:type="dxa" w:w="80"/>
-              <w:bottom w:type="dxa" w:w="40"/>
-              <w:right w:type="dxa" w:w="80"/>
-            </w:tcMar>
-            <w:vAlign w:val="center"/>
-          </w:tcPr>
-          <w:p>
-            <w:pPr>
-              <w:spacing w:after="0"/>
-            </w:pPr>
-            <w:r>
-              <w:rPr>
-                <w:rFonts w:ascii="Arial" w:cs="Arial" w:eastAsia="Arial" w:hAnsi="Arial"/>
-                <w:b w:val="false"/>
-                <w:bCs w:val="false"/>
-                <w:i w:val="false"/>
-                <w:iCs w:val="false"/>
-                <w:sz w:val="16"/>
-                <w:szCs w:val="16"/>
-              </w:rPr>
-              <w:t xml:space="preserve">......  Résister aux cyclones</w:t>
-            </w:r>
-          </w:p>
-        </w:tc>
-        <w:tc>
-          <w:tcPr>
-            <w:tcW w:type="dxa" w:w="4680"/>
-            <w:tcBorders>
-              <w:top w:val="single" w:color="000000" w:sz="6"/>
-              <w:left w:val="single" w:color="000000" w:sz="6"/>
-              <w:bottom w:val="single" w:color="000000" w:sz="6"/>
-              <w:right w:val="single" w:color="000000" w:sz="6"/>
-            </w:tcBorders>
-            <w:tcMar>
-              <w:top w:type="dxa" w:w="40"/>
-              <w:left w:type="dxa" w:w="80"/>
-              <w:bottom w:type="dxa" w:w="40"/>
-              <w:right w:type="dxa" w:w="80"/>
-            </w:tcMar>
-            <w:vAlign w:val="center"/>
-          </w:tcPr>
-          <w:p>
-            <w:pPr>
-              <w:spacing w:after="0"/>
-            </w:pPr>
-            <w:r>
-              <w:rPr>
-                <w:rFonts w:ascii="Arial" w:cs="Arial" w:eastAsia="Arial" w:hAnsi="Arial"/>
-                <w:b w:val="false"/>
-                <w:bCs w:val="false"/>
-                <w:i w:val="false"/>
-                <w:iCs w:val="false"/>
-                <w:sz w:val="16"/>
-                <w:szCs w:val="16"/>
-              </w:rPr>
-              <w:t xml:space="preserve">......  Un cinéma privé</w:t>
-            </w:r>
-          </w:p>
-        </w:tc>
-      </w:tr>
-      <w:tr>
-        <w:tc>
-          <w:tcPr>
-            <w:tcW w:type="dxa" w:w="4680"/>
-            <w:tcBorders>
-              <w:top w:val="single" w:color="000000" w:sz="6"/>
-              <w:left w:val="single" w:color="000000" w:sz="6"/>
-              <w:bottom w:val="single" w:color="000000" w:sz="6"/>
-              <w:right w:val="single" w:color="000000" w:sz="6"/>
-            </w:tcBorders>
-            <w:tcMar>
-              <w:top w:type="dxa" w:w="40"/>
-              <w:left w:type="dxa" w:w="80"/>
-              <w:bottom w:type="dxa" w:w="40"/>
-              <w:right w:type="dxa" w:w="80"/>
-            </w:tcMar>
-            <w:vAlign w:val="center"/>
-          </w:tcPr>
-          <w:p>
-            <w:pPr>
-              <w:spacing w:after="0"/>
-            </w:pPr>
-            <w:r>
-              <w:rPr>
-                <w:rFonts w:ascii="Arial" w:cs="Arial" w:eastAsia="Arial" w:hAnsi="Arial"/>
-                <w:b w:val="false"/>
-                <w:bCs w:val="false"/>
-                <w:i w:val="false"/>
-                <w:iCs w:val="false"/>
-                <w:sz w:val="16"/>
-                <w:szCs w:val="16"/>
-              </w:rPr>
-              <w:t xml:space="preserve">......  3 chambres pour 5 personnes</w:t>
-            </w:r>
-          </w:p>
-        </w:tc>
-        <w:tc>
-          <w:tcPr>
-            <w:tcW w:type="dxa" w:w="4680"/>
-            <w:tcBorders>
-              <w:top w:val="single" w:color="000000" w:sz="6"/>
-              <w:left w:val="single" w:color="000000" w:sz="6"/>
-              <w:bottom w:val="single" w:color="000000" w:sz="6"/>
-              <w:right w:val="single" w:color="000000" w:sz="6"/>
-            </w:tcBorders>
-            <w:tcMar>
-              <w:top w:type="dxa" w:w="40"/>
-              <w:left w:type="dxa" w:w="80"/>
-              <w:bottom w:type="dxa" w:w="40"/>
-              <w:right w:type="dxa" w:w="80"/>
-            </w:tcMar>
-            <w:vAlign w:val="center"/>
-          </w:tcPr>
-          <w:p>
-            <w:pPr>
-              <w:spacing w:after="0"/>
-            </w:pPr>
-            <w:r>
-              <w:rPr>
-                <w:rFonts w:ascii="Arial" w:cs="Arial" w:eastAsia="Arial" w:hAnsi="Arial"/>
-                <w:b w:val="false"/>
-                <w:bCs w:val="false"/>
-                <w:i w:val="false"/>
-                <w:iCs w:val="false"/>
-                <w:sz w:val="16"/>
-                <w:szCs w:val="16"/>
-              </w:rPr>
-              <w:t xml:space="preserve">......  Une piscine à vagues</w:t>
-            </w:r>
-          </w:p>
-        </w:tc>
-      </w:tr>
-      <w:tr>
-        <w:tc>
-          <w:tcPr>
-            <w:tcW w:type="dxa" w:w="4680"/>
-            <w:tcBorders>
-              <w:top w:val="single" w:color="000000" w:sz="6"/>
-              <w:left w:val="single" w:color="000000" w:sz="6"/>
-              <w:bottom w:val="single" w:color="000000" w:sz="6"/>
-              <w:right w:val="single" w:color="000000" w:sz="6"/>
-            </w:tcBorders>
-            <w:tcMar>
-              <w:top w:type="dxa" w:w="40"/>
-              <w:left w:type="dxa" w:w="80"/>
-              <w:bottom w:type="dxa" w:w="40"/>
-              <w:right w:type="dxa" w:w="80"/>
-            </w:tcMar>
-            <w:vAlign w:val="center"/>
-          </w:tcPr>
-          <w:p>
-            <w:pPr>
-              <w:spacing w:after="0"/>
-            </w:pPr>
-            <w:r>
-              <w:rPr>
-                <w:rFonts w:ascii="Arial" w:cs="Arial" w:eastAsia="Arial" w:hAnsi="Arial"/>
-                <w:b w:val="false"/>
-                <w:bCs w:val="false"/>
-                <w:i w:val="false"/>
-                <w:iCs w:val="false"/>
-                <w:sz w:val="16"/>
-                <w:szCs w:val="16"/>
-              </w:rPr>
-              <w:t xml:space="preserve">......  Être ventilée (chaleur)</w:t>
-            </w:r>
-          </w:p>
-        </w:tc>
-        <w:tc>
-          <w:tcPr>
-            <w:tcW w:type="dxa" w:w="4680"/>
-            <w:tcBorders>
-              <w:top w:val="single" w:color="000000" w:sz="6"/>
-              <w:left w:val="single" w:color="000000" w:sz="6"/>
-              <w:bottom w:val="single" w:color="000000" w:sz="6"/>
-              <w:right w:val="single" w:color="000000" w:sz="6"/>
-            </w:tcBorders>
-            <w:tcMar>
-              <w:top w:type="dxa" w:w="40"/>
-              <w:left w:type="dxa" w:w="80"/>
-              <w:bottom w:type="dxa" w:w="40"/>
-              <w:right w:type="dxa" w:w="80"/>
-            </w:tcMar>
-            <w:vAlign w:val="center"/>
-          </w:tcPr>
-          <w:p>
-            <w:pPr>
-              <w:spacing w:after="0"/>
-            </w:pPr>
-            <w:r>
-              <w:rPr>
-                <w:rFonts w:ascii="Arial" w:cs="Arial" w:eastAsia="Arial" w:hAnsi="Arial"/>
-                <w:b w:val="false"/>
-                <w:bCs w:val="false"/>
-                <w:i w:val="false"/>
-                <w:iCs w:val="false"/>
-                <w:sz w:val="16"/>
-                <w:szCs w:val="16"/>
-              </w:rPr>
-              <w:t xml:space="preserve">......  Un portail plaqué or</w:t>
-            </w:r>
-          </w:p>
-        </w:tc>
-      </w:tr>
-      <w:tr>
-        <w:tc>
-          <w:tcPr>
-            <w:tcW w:type="dxa" w:w="4680"/>
-            <w:tcBorders>
-              <w:top w:val="single" w:color="000000" w:sz="6"/>
-              <w:left w:val="single" w:color="000000" w:sz="6"/>
-              <w:bottom w:val="single" w:color="000000" w:sz="6"/>
-              <w:right w:val="single" w:color="000000" w:sz="6"/>
-            </w:tcBorders>
-            <w:tcMar>
-              <w:top w:type="dxa" w:w="40"/>
-              <w:left w:type="dxa" w:w="80"/>
-              <w:bottom w:type="dxa" w:w="40"/>
-              <w:right w:type="dxa" w:w="80"/>
-            </w:tcMar>
-            <w:vAlign w:val="center"/>
-          </w:tcPr>
-          <w:p>
-            <w:pPr>
-              <w:spacing w:after="0"/>
-            </w:pPr>
-            <w:r>
-              <w:rPr>
-                <w:rFonts w:ascii="Arial" w:cs="Arial" w:eastAsia="Arial" w:hAnsi="Arial"/>
-                <w:b w:val="false"/>
-                <w:bCs w:val="false"/>
-                <w:i w:val="false"/>
-                <w:iCs w:val="false"/>
-                <w:sz w:val="16"/>
-                <w:szCs w:val="16"/>
-              </w:rPr>
-              <w:t xml:space="preserve">......  L'eau potable et l'électricité</w:t>
-            </w:r>
-          </w:p>
-        </w:tc>
-        <w:tc>
-          <w:tcPr>
-            <w:tcW w:type="dxa" w:w="4680"/>
-            <w:tcBorders>
-              <w:top w:val="single" w:color="000000" w:sz="6"/>
-              <w:left w:val="single" w:color="000000" w:sz="6"/>
-              <w:bottom w:val="single" w:color="000000" w:sz="6"/>
-              <w:right w:val="single" w:color="000000" w:sz="6"/>
-            </w:tcBorders>
-            <w:tcMar>
-              <w:top w:type="dxa" w:w="40"/>
-              <w:left w:type="dxa" w:w="80"/>
-              <w:bottom w:type="dxa" w:w="40"/>
-              <w:right w:type="dxa" w:w="80"/>
-            </w:tcMar>
-            <w:vAlign w:val="center"/>
-          </w:tcPr>
-          <w:p>
-            <w:pPr>
-              <w:spacing w:after="0"/>
-            </w:pPr>
-            <w:r>
-              <w:rPr>
-                <w:rFonts w:ascii="Arial" w:cs="Arial" w:eastAsia="Arial" w:hAnsi="Arial"/>
-                <w:b w:val="false"/>
-                <w:bCs w:val="false"/>
-                <w:i w:val="false"/>
-                <w:iCs w:val="false"/>
-                <w:sz w:val="16"/>
-                <w:szCs w:val="16"/>
-              </w:rPr>
-              <w:t xml:space="preserve">......  Une chambre par console de jeu</w:t>
-            </w:r>
-          </w:p>
-        </w:tc>
-      </w:tr>
-    </w:tbl>
-    <w:p>
-      <w:pPr>
-        <w:spacing w:after="50"/>
-      </w:pPr>
-    </w:p>
-    <w:tbl>
-      <w:tblPr>
-        <w:tblW w:type="dxa" w:w="9360"/>
-        <w:tblBorders>
-          <w:top w:val="single" w:color="auto" w:sz="4"/>
-          <w:left w:val="single" w:color="auto" w:sz="4"/>
-          <w:bottom w:val="single" w:color="auto" w:sz="4"/>
-          <w:right w:val="single" w:color="auto" w:sz="4"/>
-          <w:insideH w:val="single" w:color="auto" w:sz="4"/>
-          <w:insideV w:val="single" w:color="auto" w:sz="4"/>
-        </w:tblBorders>
-      </w:tblPr>
-      <w:tblGrid>
-        <w:gridCol w:w="9360"/>
-      </w:tblGrid>
-      <w:tr>
-        <w:tc>
-          <w:tcPr>
-            <w:tcW w:type="dxa" w:w="9360"/>
-            <w:tcBorders>
-              <w:top w:val="single" w:color="000000" w:sz="6"/>
-              <w:left w:val="single" w:color="000000" w:sz="6"/>
-              <w:bottom w:val="single" w:color="000000" w:sz="6"/>
-              <w:right w:val="single" w:color="000000" w:sz="6"/>
-            </w:tcBorders>
-            <w:shd w:fill="F2F2F2" w:val="clear"/>
-            <w:tcMar>
-              <w:top w:type="dxa" w:w="40"/>
-              <w:left w:type="dxa" w:w="80"/>
-              <w:bottom w:type="dxa" w:w="40"/>
-              <w:right w:type="dxa" w:w="80"/>
-            </w:tcMar>
-            <w:vAlign w:val="center"/>
-          </w:tcPr>
-          <w:p>
-            <w:pPr>
-              <w:spacing w:after="0"/>
-            </w:pPr>
-            <w:r>
-              <w:rPr>
-                <w:rFonts w:ascii="Arial" w:cs="Arial" w:eastAsia="Arial" w:hAnsi="Arial"/>
-                <w:b/>
-                <w:bCs/>
-                <w:i w:val="false"/>
-                <w:iCs w:val="false"/>
-                <w:sz w:val="18"/>
-                <w:szCs w:val="18"/>
-              </w:rPr>
-              <w:t xml:space="preserve">PARTIE 2 — Mon cahier des charges simplifié</w:t>
-            </w:r>
-          </w:p>
-        </w:tc>
-      </w:tr>
-    </w:tbl>
-    <w:p>
-      <w:pPr>
-        <w:spacing w:after="40"/>
-      </w:pPr>
-    </w:p>
-    <w:p>
-      <w:pPr>
-        <w:spacing w:after="60"/>
-      </w:pPr>
-      <w:r>
-        <w:rPr>
-          <w:rFonts w:ascii="Arial" w:cs="Arial" w:eastAsia="Arial" w:hAnsi="Arial"/>
-          <w:b w:val="false"/>
-          <w:bCs w:val="false"/>
-          <w:i/>
-          <w:iCs/>
-          <w:sz w:val="16"/>
-          <w:szCs w:val="16"/>
-        </w:rPr>
-        <w:t xml:space="preserve">➤ Complète le CDC avec le document projeté (contraintes NC). Une ligne est déjà remplie.</w:t>
-      </w:r>
-    </w:p>
-    <w:tbl>
-      <w:tblPr>
-        <w:tblW w:type="dxa" w:w="9360"/>
-        <w:tblBorders>
-          <w:top w:val="single" w:color="auto" w:sz="4"/>
-          <w:left w:val="single" w:color="auto" w:sz="4"/>
-          <w:bottom w:val="single" w:color="auto" w:sz="4"/>
-          <w:right w:val="single" w:color="auto" w:sz="4"/>
-          <w:insideH w:val="single" w:color="auto" w:sz="4"/>
-          <w:insideV w:val="single" w:color="auto" w:sz="4"/>
-        </w:tblBorders>
-      </w:tblPr>
-      <w:tblGrid>
-        <w:gridCol w:w="3800"/>
-        <w:gridCol w:w="5560"/>
-      </w:tblGrid>
-      <w:tr>
-        <w:tc>
-          <w:tcPr>
-            <w:tcW w:type="dxa" w:w="3800"/>
-            <w:tcBorders>
-              <w:top w:val="single" w:color="000000" w:sz="6"/>
-              <w:left w:val="single" w:color="000000" w:sz="6"/>
-              <w:bottom w:val="single" w:color="000000" w:sz="6"/>
-              <w:right w:val="single" w:color="000000" w:sz="6"/>
-            </w:tcBorders>
-            <w:shd w:fill="D9D9D9" w:val="clear"/>
-            <w:tcMar>
-              <w:top w:type="dxa" w:w="40"/>
-              <w:left w:type="dxa" w:w="80"/>
-              <w:bottom w:type="dxa" w:w="40"/>
-              <w:right w:type="dxa" w:w="80"/>
-            </w:tcMar>
-            <w:vAlign w:val="center"/>
-          </w:tcPr>
-          <w:p>
-            <w:pPr>
-              <w:spacing w:after="0"/>
-            </w:pPr>
-            <w:r>
-              <w:rPr>
-                <w:rFonts w:ascii="Arial" w:cs="Arial" w:eastAsia="Arial" w:hAnsi="Arial"/>
-                <w:b/>
-                <w:bCs/>
-                <w:i w:val="false"/>
-                <w:iCs w:val="false"/>
-                <w:sz w:val="16"/>
-                <w:szCs w:val="16"/>
-              </w:rPr>
-              <w:t xml:space="preserve">Fonction / contrainte</w:t>
-            </w:r>
-          </w:p>
-        </w:tc>
-        <w:tc>
-          <w:tcPr>
-            <w:tcW w:type="dxa" w:w="5560"/>
-            <w:tcBorders>
-              <w:top w:val="single" w:color="000000" w:sz="6"/>
-              <w:left w:val="single" w:color="000000" w:sz="6"/>
-              <w:bottom w:val="single" w:color="000000" w:sz="6"/>
-              <w:right w:val="single" w:color="000000" w:sz="6"/>
-            </w:tcBorders>
-            <w:shd w:fill="D9D9D9" w:val="clear"/>
-            <w:tcMar>
-              <w:top w:type="dxa" w:w="40"/>
-              <w:left w:type="dxa" w:w="80"/>
-              <w:bottom w:type="dxa" w:w="40"/>
-              <w:right w:type="dxa" w:w="80"/>
-            </w:tcMar>
-            <w:vAlign w:val="center"/>
-          </w:tcPr>
-          <w:p>
-            <w:pPr>
-              <w:spacing w:after="0"/>
-            </w:pPr>
-            <w:r>
-              <w:rPr>
-                <w:rFonts w:ascii="Arial" w:cs="Arial" w:eastAsia="Arial" w:hAnsi="Arial"/>
-                <w:b/>
-                <w:bCs/>
-                <w:i w:val="false"/>
-                <w:iCs w:val="false"/>
-                <w:sz w:val="16"/>
-                <w:szCs w:val="16"/>
-              </w:rPr>
-              <w:t xml:space="preserve">Précision pour MA maison</w:t>
-            </w:r>
-          </w:p>
-        </w:tc>
-      </w:tr>
-      <w:tr>
-        <w:tc>
-          <w:tcPr>
-            <w:tcW w:type="dxa" w:w="3800"/>
-            <w:tcBorders>
-              <w:top w:val="single" w:color="000000" w:sz="6"/>
-              <w:left w:val="single" w:color="000000" w:sz="6"/>
-              <w:bottom w:val="single" w:color="000000" w:sz="6"/>
-              <w:right w:val="single" w:color="000000" w:sz="6"/>
-            </w:tcBorders>
-            <w:tcMar>
-              <w:top w:type="dxa" w:w="40"/>
-              <w:left w:type="dxa" w:w="80"/>
-              <w:bottom w:type="dxa" w:w="40"/>
-              <w:right w:type="dxa" w:w="80"/>
-            </w:tcMar>
-            <w:vAlign w:val="center"/>
-          </w:tcPr>
-          <w:p>
-            <w:pPr>
-              <w:spacing w:after="0"/>
-            </w:pPr>
-            <w:r>
-              <w:rPr>
-                <w:rFonts w:ascii="Arial" w:cs="Arial" w:eastAsia="Arial" w:hAnsi="Arial"/>
-                <w:b w:val="false"/>
-                <w:bCs w:val="false"/>
-                <w:i w:val="false"/>
-                <w:iCs w:val="false"/>
-                <w:sz w:val="16"/>
-                <w:szCs w:val="16"/>
-              </w:rPr>
-              <w:t xml:space="preserve">Loger la famille</w:t>
-            </w:r>
-          </w:p>
-        </w:tc>
-        <w:tc>
-          <w:tcPr>
-            <w:tcW w:type="dxa" w:w="5560"/>
-            <w:tcBorders>
-              <w:top w:val="single" w:color="000000" w:sz="6"/>
-              <w:left w:val="single" w:color="000000" w:sz="6"/>
-              <w:bottom w:val="single" w:color="000000" w:sz="6"/>
-              <w:right w:val="single" w:color="000000" w:sz="6"/>
-            </w:tcBorders>
-            <w:tcMar>
-              <w:top w:type="dxa" w:w="40"/>
-              <w:left w:type="dxa" w:w="80"/>
-              <w:bottom w:type="dxa" w:w="40"/>
-              <w:right w:type="dxa" w:w="80"/>
-            </w:tcMar>
-            <w:vAlign w:val="center"/>
-          </w:tcPr>
-          <w:p>
-            <w:pPr>
-              <w:spacing w:after="0"/>
-            </w:pPr>
-            <w:r>
-              <w:rPr>
-                <w:rFonts w:ascii="Arial" w:cs="Arial" w:eastAsia="Arial" w:hAnsi="Arial"/>
-                <w:b w:val="false"/>
-                <w:bCs w:val="false"/>
-                <w:i w:val="false"/>
-                <w:iCs w:val="false"/>
-                <w:sz w:val="16"/>
-                <w:szCs w:val="16"/>
-              </w:rPr>
-              <w:t xml:space="preserve">Nombre de chambres : .............. (1 pour les parents + .............. )</w:t>
-            </w:r>
-          </w:p>
-        </w:tc>
-      </w:tr>
-      <w:tr>
-        <w:tc>
-          <w:tcPr>
-            <w:tcW w:type="dxa" w:w="3800"/>
-            <w:tcBorders>
-              <w:top w:val="single" w:color="000000" w:sz="6"/>
-              <w:left w:val="single" w:color="000000" w:sz="6"/>
-              <w:bottom w:val="single" w:color="000000" w:sz="6"/>
-              <w:right w:val="single" w:color="000000" w:sz="6"/>
-            </w:tcBorders>
-            <w:tcMar>
-              <w:top w:type="dxa" w:w="40"/>
-              <w:left w:type="dxa" w:w="80"/>
-              <w:bottom w:type="dxa" w:w="40"/>
-              <w:right w:type="dxa" w:w="80"/>
-            </w:tcMar>
-            <w:vAlign w:val="center"/>
-          </w:tcPr>
-          <w:p>
-            <w:pPr>
-              <w:spacing w:after="0"/>
-            </w:pPr>
-            <w:r>
-              <w:rPr>
-                <w:rFonts w:ascii="Arial" w:cs="Arial" w:eastAsia="Arial" w:hAnsi="Arial"/>
-                <w:b w:val="false"/>
-                <w:bCs w:val="false"/>
-                <w:i w:val="false"/>
-                <w:iCs w:val="false"/>
-                <w:sz w:val="16"/>
-                <w:szCs w:val="16"/>
-              </w:rPr>
-              <w:t xml:space="preserve">Résister au climat NC</w:t>
-            </w:r>
-          </w:p>
-        </w:tc>
-        <w:tc>
-          <w:tcPr>
-            <w:tcW w:type="dxa" w:w="5560"/>
-            <w:tcBorders>
-              <w:top w:val="single" w:color="000000" w:sz="6"/>
-              <w:left w:val="single" w:color="000000" w:sz="6"/>
-              <w:bottom w:val="single" w:color="000000" w:sz="6"/>
-              <w:right w:val="single" w:color="000000" w:sz="6"/>
-            </w:tcBorders>
-            <w:tcMar>
-              <w:top w:type="dxa" w:w="40"/>
-              <w:left w:type="dxa" w:w="80"/>
-              <w:bottom w:type="dxa" w:w="40"/>
-              <w:right w:type="dxa" w:w="80"/>
-            </w:tcMar>
-            <w:vAlign w:val="center"/>
-          </w:tcPr>
-          <w:p>
-            <w:pPr>
-              <w:spacing w:after="0"/>
-            </w:pPr>
-            <w:r>
-              <w:rPr>
-                <w:rFonts w:ascii="Arial" w:cs="Arial" w:eastAsia="Arial" w:hAnsi="Arial"/>
-                <w:b w:val="false"/>
-                <w:bCs w:val="false"/>
-                <w:i w:val="false"/>
-                <w:iCs w:val="false"/>
-                <w:sz w:val="16"/>
-                <w:szCs w:val="16"/>
-              </w:rPr>
-              <w:t xml:space="preserve">La structure doit résister aux .............................. .</w:t>
-            </w:r>
-          </w:p>
-        </w:tc>
-      </w:tr>
-      <w:tr>
-        <w:tc>
-          <w:tcPr>
-            <w:tcW w:type="dxa" w:w="3800"/>
-            <w:tcBorders>
-              <w:top w:val="single" w:color="000000" w:sz="6"/>
-              <w:left w:val="single" w:color="000000" w:sz="6"/>
-              <w:bottom w:val="single" w:color="000000" w:sz="6"/>
-              <w:right w:val="single" w:color="000000" w:sz="6"/>
-            </w:tcBorders>
-            <w:tcMar>
-              <w:top w:type="dxa" w:w="40"/>
-              <w:left w:type="dxa" w:w="80"/>
-              <w:bottom w:type="dxa" w:w="40"/>
-              <w:right w:type="dxa" w:w="80"/>
-            </w:tcMar>
-            <w:vAlign w:val="center"/>
-          </w:tcPr>
-          <w:p>
-            <w:pPr>
-              <w:spacing w:after="0"/>
-            </w:pPr>
-            <w:r>
-              <w:rPr>
-                <w:rFonts w:ascii="Arial" w:cs="Arial" w:eastAsia="Arial" w:hAnsi="Arial"/>
-                <w:b w:val="false"/>
-                <w:bCs w:val="false"/>
-                <w:i w:val="false"/>
-                <w:iCs w:val="false"/>
-                <w:sz w:val="16"/>
-                <w:szCs w:val="16"/>
-              </w:rPr>
-              <w:t xml:space="preserve">Rester agréable sans clim</w:t>
-            </w:r>
-          </w:p>
-        </w:tc>
-        <w:tc>
-          <w:tcPr>
-            <w:tcW w:type="dxa" w:w="5560"/>
-            <w:tcBorders>
-              <w:top w:val="single" w:color="000000" w:sz="6"/>
-              <w:left w:val="single" w:color="000000" w:sz="6"/>
-              <w:bottom w:val="single" w:color="000000" w:sz="6"/>
-              <w:right w:val="single" w:color="000000" w:sz="6"/>
-            </w:tcBorders>
-            <w:tcMar>
-              <w:top w:type="dxa" w:w="40"/>
-              <w:left w:type="dxa" w:w="80"/>
-              <w:bottom w:type="dxa" w:w="40"/>
-              <w:right w:type="dxa" w:w="80"/>
-            </w:tcMar>
-            <w:vAlign w:val="center"/>
-          </w:tcPr>
-          <w:p>
-            <w:pPr>
-              <w:spacing w:after="0"/>
-            </w:pPr>
-            <w:r>
-              <w:rPr>
-                <w:rFonts w:ascii="Arial" w:cs="Arial" w:eastAsia="Arial" w:hAnsi="Arial"/>
-                <w:b w:val="false"/>
-                <w:bCs w:val="false"/>
-                <w:i w:val="false"/>
-                <w:iCs w:val="false"/>
-                <w:sz w:val="16"/>
-                <w:szCs w:val="16"/>
-              </w:rPr>
-              <w:t xml:space="preserve">Orientée pour capter les .............................. (vents réguliers).</w:t>
-            </w:r>
-          </w:p>
-        </w:tc>
-      </w:tr>
-      <w:tr>
-        <w:tc>
-          <w:tcPr>
-            <w:tcW w:type="dxa" w:w="3800"/>
-            <w:tcBorders>
-              <w:top w:val="single" w:color="000000" w:sz="6"/>
-              <w:left w:val="single" w:color="000000" w:sz="6"/>
-              <w:bottom w:val="single" w:color="000000" w:sz="6"/>
-              <w:right w:val="single" w:color="000000" w:sz="6"/>
-            </w:tcBorders>
-            <w:tcMar>
-              <w:top w:type="dxa" w:w="40"/>
-              <w:left w:type="dxa" w:w="80"/>
-              <w:bottom w:type="dxa" w:w="40"/>
-              <w:right w:type="dxa" w:w="80"/>
-            </w:tcMar>
-            <w:vAlign w:val="center"/>
-          </w:tcPr>
-          <w:p>
-            <w:pPr>
-              <w:spacing w:after="0"/>
-            </w:pPr>
-            <w:r>
-              <w:rPr>
-                <w:rFonts w:ascii="Arial" w:cs="Arial" w:eastAsia="Arial" w:hAnsi="Arial"/>
-                <w:b w:val="false"/>
-                <w:bCs w:val="false"/>
-                <w:i w:val="false"/>
-                <w:iCs w:val="false"/>
-                <w:sz w:val="16"/>
-                <w:szCs w:val="16"/>
-              </w:rPr>
-              <w:t xml:space="preserve">Respecter la loi</w:t>
-            </w:r>
-          </w:p>
-        </w:tc>
-        <w:tc>
-          <w:tcPr>
-            <w:tcW w:type="dxa" w:w="5560"/>
-            <w:tcBorders>
-              <w:top w:val="single" w:color="000000" w:sz="6"/>
-              <w:left w:val="single" w:color="000000" w:sz="6"/>
-              <w:bottom w:val="single" w:color="000000" w:sz="6"/>
-              <w:right w:val="single" w:color="000000" w:sz="6"/>
-            </w:tcBorders>
-            <w:tcMar>
-              <w:top w:type="dxa" w:w="40"/>
-              <w:left w:type="dxa" w:w="80"/>
-              <w:bottom w:type="dxa" w:w="40"/>
-              <w:right w:type="dxa" w:w="80"/>
-            </w:tcMar>
-            <w:vAlign w:val="center"/>
-          </w:tcPr>
-          <w:p>
-            <w:pPr>
-              <w:spacing w:after="0"/>
-            </w:pPr>
-            <w:r>
-              <w:rPr>
-                <w:rFonts w:ascii="Arial" w:cs="Arial" w:eastAsia="Arial" w:hAnsi="Arial"/>
-                <w:b w:val="false"/>
-                <w:bCs w:val="false"/>
-                <w:i w:val="false"/>
-                <w:iCs w:val="false"/>
-                <w:sz w:val="16"/>
-                <w:szCs w:val="16"/>
-              </w:rPr>
-              <w:t xml:space="preserve">Hauteur sous plafond d'au moins .............. m.</w:t>
-            </w:r>
-          </w:p>
-        </w:tc>
-      </w:tr>
-    </w:tbl>
-    <w:tbl>
-      <w:tblPr>
-        <w:tblW w:type="dxa" w:w="9360"/>
-        <w:tblBorders>
-          <w:top w:val="single" w:color="auto" w:sz="4"/>
-          <w:left w:val="single" w:color="auto" w:sz="4"/>
-          <w:bottom w:val="single" w:color="auto" w:sz="4"/>
-          <w:right w:val="single" w:color="auto" w:sz="4"/>
-          <w:insideH w:val="single" w:color="auto" w:sz="4"/>
-          <w:insideV w:val="single" w:color="auto" w:sz="4"/>
-        </w:tblBorders>
-      </w:tblPr>
-      <w:tblGrid>
-        <w:gridCol w:w="9360"/>
-      </w:tblGrid>
-      <w:tr>
-        <w:tc>
-          <w:tcPr>
-            <w:tcW w:type="dxa" w:w="9360"/>
-            <w:tcBorders>
-              <w:top w:val="single" w:color="000000" w:sz="6"/>
-              <w:left w:val="single" w:color="000000" w:sz="6"/>
-              <w:bottom w:val="single" w:color="000000" w:sz="6"/>
-              <w:right w:val="single" w:color="000000" w:sz="6"/>
-            </w:tcBorders>
-            <w:tcMar>
-              <w:top w:type="dxa" w:w="40"/>
-              <w:left w:type="dxa" w:w="80"/>
-              <w:bottom w:type="dxa" w:w="40"/>
-              <w:right w:type="dxa" w:w="80"/>
-            </w:tcMar>
-            <w:vAlign w:val="center"/>
-          </w:tcPr>
-          <w:p>
-            <w:pPr>
-              <w:spacing w:after="60"/>
-            </w:pPr>
-            <w:r>
-              <w:rPr>
-                <w:rFonts w:ascii="Arial" w:cs="Arial" w:eastAsia="Arial" w:hAnsi="Arial"/>
-                <w:b/>
-                <w:bCs/>
-                <w:i w:val="false"/>
-                <w:iCs w:val="false"/>
-                <w:sz w:val="16"/>
-                <w:szCs w:val="16"/>
-              </w:rPr>
-              <w:t xml:space="preserve">CAHIER DES CHARGES (CDC) — à compléter ensemble</w:t>
-            </w:r>
-          </w:p>
-          <w:p>
-            <w:pPr>
-              <w:spacing w:after="60"/>
-            </w:pPr>
-            <w:r>
-              <w:rPr>
-                <w:rFonts w:ascii="Arial" w:cs="Arial" w:eastAsia="Arial" w:hAnsi="Arial"/>
-                <w:b w:val="false"/>
-                <w:bCs w:val="false"/>
-                <w:i w:val="false"/>
-                <w:iCs w:val="false"/>
-                <w:sz w:val="16"/>
-                <w:szCs w:val="16"/>
-              </w:rPr>
-              <w:t xml:space="preserve">..............................................................................................................</w:t>
-            </w:r>
-          </w:p>
-          <w:p>
-            <w:pPr>
-              <w:spacing w:after="60"/>
-            </w:pPr>
-            <w:r>
-              <w:rPr>
-                <w:rFonts w:ascii="Arial" w:cs="Arial" w:eastAsia="Arial" w:hAnsi="Arial"/>
-                <w:b w:val="false"/>
-                <w:bCs w:val="false"/>
-                <w:i w:val="false"/>
-                <w:iCs w:val="false"/>
-                <w:sz w:val="16"/>
-                <w:szCs w:val="16"/>
-              </w:rPr>
-              <w:t xml:space="preserve">..............................................................................................................</w:t>
-            </w:r>
-          </w:p>
-        </w:tc>
-      </w:tr>
-    </w:tbl>
-    <w:p>
-      <w:pPr>
-        <w:spacing w:after="50"/>
-      </w:pPr>
-    </w:p>
-    <w:tbl>
-      <w:tblPr>
-        <w:tblW w:type="dxa" w:w="9360"/>
-        <w:tblBorders>
-          <w:top w:val="single" w:color="auto" w:sz="4"/>
-          <w:left w:val="single" w:color="auto" w:sz="4"/>
-          <w:bottom w:val="single" w:color="auto" w:sz="4"/>
-          <w:right w:val="single" w:color="auto" w:sz="4"/>
-          <w:insideH w:val="single" w:color="auto" w:sz="4"/>
-          <w:insideV w:val="single" w:color="auto" w:sz="4"/>
-        </w:tblBorders>
-      </w:tblPr>
-      <w:tblGrid>
-        <w:gridCol w:w="9360"/>
-      </w:tblGrid>
-      <w:tr>
-        <w:tc>
-          <w:tcPr>
-            <w:tcW w:type="dxa" w:w="9360"/>
-            <w:tcBorders>
-              <w:top w:val="single" w:color="000000" w:sz="6"/>
-              <w:left w:val="single" w:color="000000" w:sz="6"/>
-              <w:bottom w:val="single" w:color="000000" w:sz="6"/>
-              <w:right w:val="single" w:color="000000" w:sz="6"/>
-            </w:tcBorders>
-            <w:shd w:fill="F2F2F2" w:val="clear"/>
-            <w:tcMar>
-              <w:top w:type="dxa" w:w="40"/>
-              <w:left w:type="dxa" w:w="80"/>
-              <w:bottom w:type="dxa" w:w="40"/>
-              <w:right w:type="dxa" w:w="80"/>
-            </w:tcMar>
-            <w:vAlign w:val="center"/>
-          </w:tcPr>
-          <w:p>
-            <w:pPr>
-              <w:spacing w:after="0"/>
-            </w:pPr>
-            <w:r>
-              <w:rPr>
-                <w:rFonts w:ascii="Arial" w:cs="Arial" w:eastAsia="Arial" w:hAnsi="Arial"/>
-                <w:b/>
-                <w:bCs/>
-                <w:i w:val="false"/>
-                <w:iCs w:val="false"/>
-                <w:sz w:val="18"/>
-                <w:szCs w:val="18"/>
-              </w:rPr>
-              <w:t xml:space="preserve">PARTIE 3 — Je dimensionne mes pièces</w:t>
-            </w:r>
-          </w:p>
-        </w:tc>
-      </w:tr>
-    </w:tbl>
-    <w:p>
-      <w:pPr>
-        <w:spacing w:after="40"/>
-      </w:pPr>
-    </w:p>
-    <w:p>
-      <w:pPr>
-        <w:spacing w:after="60"/>
-      </w:pPr>
-      <w:r>
-        <w:rPr>
-          <w:rFonts w:ascii="Arial" w:cs="Arial" w:eastAsia="Arial" w:hAnsi="Arial"/>
-          <w:b w:val="false"/>
-          <w:bCs w:val="false"/>
-          <w:i/>
-          <w:iCs/>
-          <w:sz w:val="16"/>
-          <w:szCs w:val="16"/>
+          <w:sz w:val="24"/>
+          <w:szCs w:val="24"/>
         </w:rPr>
         <w:t xml:space="preserve">➤ Avec les surfaces minimales projetées (séjour 12 m², cuisine 8 m², chambre 9 m², SDB 4 m², WC 2 m²), calcule la surface de TA maison.</w:t>
       </w:r>
@@ -1714,8 +1714,8 @@
                 <w:bCs/>
                 <w:i w:val="false"/>
                 <w:iCs w:val="false"/>
-                <w:sz w:val="16"/>
-                <w:szCs w:val="16"/>
+                <w:sz w:val="24"/>
+                <w:szCs w:val="24"/>
               </w:rPr>
               <w:t xml:space="preserve">Pièce</w:t>
             </w:r>
@@ -1750,8 +1750,8 @@
                 <w:bCs/>
                 <w:i w:val="false"/>
                 <w:iCs w:val="false"/>
-                <w:sz w:val="16"/>
-                <w:szCs w:val="16"/>
+                <w:sz w:val="24"/>
+                <w:szCs w:val="24"/>
               </w:rPr>
               <w:t xml:space="preserve">Nombre</w:t>
             </w:r>
@@ -1786,8 +1786,8 @@
                 <w:bCs/>
                 <w:i w:val="false"/>
                 <w:iCs w:val="false"/>
-                <w:sz w:val="16"/>
-                <w:szCs w:val="16"/>
+                <w:sz w:val="24"/>
+                <w:szCs w:val="24"/>
               </w:rPr>
               <w:t xml:space="preserve">Surface mini (m²)</w:t>
             </w:r>
@@ -1822,8 +1822,8 @@
                 <w:bCs/>
                 <w:i w:val="false"/>
                 <w:iCs w:val="false"/>
-                <w:sz w:val="16"/>
-                <w:szCs w:val="16"/>
+                <w:sz w:val="24"/>
+                <w:szCs w:val="24"/>
               </w:rPr>
               <w:t xml:space="preserve">Sous-total (m²)</w:t>
             </w:r>
@@ -1859,8 +1859,8 @@
                 <w:bCs w:val="false"/>
                 <w:i w:val="false"/>
                 <w:iCs w:val="false"/>
-                <w:sz w:val="16"/>
-                <w:szCs w:val="16"/>
+                <w:sz w:val="24"/>
+                <w:szCs w:val="24"/>
               </w:rPr>
               <w:t xml:space="preserve">Séjour</w:t>
             </w:r>
@@ -1894,8 +1894,8 @@
                 <w:bCs w:val="false"/>
                 <w:i w:val="false"/>
                 <w:iCs w:val="false"/>
-                <w:sz w:val="16"/>
-                <w:szCs w:val="16"/>
+                <w:sz w:val="24"/>
+                <w:szCs w:val="24"/>
               </w:rPr>
               <w:t xml:space="preserve">1</w:t>
             </w:r>
@@ -1929,8 +1929,8 @@
                 <w:bCs w:val="false"/>
                 <w:i w:val="false"/>
                 <w:iCs w:val="false"/>
-                <w:sz w:val="16"/>
-                <w:szCs w:val="16"/>
+                <w:sz w:val="24"/>
+                <w:szCs w:val="24"/>
               </w:rPr>
               <w:t xml:space="preserve">12</w:t>
             </w:r>
@@ -1964,8 +1964,8 @@
                 <w:bCs w:val="false"/>
                 <w:i w:val="false"/>
                 <w:iCs w:val="false"/>
-                <w:sz w:val="16"/>
-                <w:szCs w:val="16"/>
+                <w:sz w:val="24"/>
+                <w:szCs w:val="24"/>
               </w:rPr>
               <w:t xml:space="preserve">12</w:t>
             </w:r>
@@ -2001,8 +2001,8 @@
                 <w:bCs w:val="false"/>
                 <w:i w:val="false"/>
                 <w:iCs w:val="false"/>
-                <w:sz w:val="16"/>
-                <w:szCs w:val="16"/>
+                <w:sz w:val="24"/>
+                <w:szCs w:val="24"/>
               </w:rPr>
               <w:t xml:space="preserve">Cuisine</w:t>
             </w:r>
@@ -2036,8 +2036,8 @@
                 <w:bCs w:val="false"/>
                 <w:i w:val="false"/>
                 <w:iCs w:val="false"/>
-                <w:sz w:val="16"/>
-                <w:szCs w:val="16"/>
+                <w:sz w:val="24"/>
+                <w:szCs w:val="24"/>
               </w:rPr>
               <w:t xml:space="preserve">1</w:t>
             </w:r>
@@ -2071,8 +2071,8 @@
                 <w:bCs w:val="false"/>
                 <w:i w:val="false"/>
                 <w:iCs w:val="false"/>
-                <w:sz w:val="16"/>
-                <w:szCs w:val="16"/>
+                <w:sz w:val="24"/>
+                <w:szCs w:val="24"/>
               </w:rPr>
               <w:t xml:space="preserve">8</w:t>
             </w:r>
@@ -2106,8 +2106,8 @@
                 <w:bCs w:val="false"/>
                 <w:i w:val="false"/>
                 <w:iCs w:val="false"/>
-                <w:sz w:val="16"/>
-                <w:szCs w:val="16"/>
+                <w:sz w:val="24"/>
+                <w:szCs w:val="24"/>
               </w:rPr>
               <w:t xml:space="preserve">8</w:t>
             </w:r>
@@ -2143,8 +2143,8 @@
                 <w:bCs w:val="false"/>
                 <w:i w:val="false"/>
                 <w:iCs w:val="false"/>
-                <w:sz w:val="16"/>
-                <w:szCs w:val="16"/>
+                <w:sz w:val="24"/>
+                <w:szCs w:val="24"/>
               </w:rPr>
               <w:t xml:space="preserve">Chambres</w:t>
             </w:r>
@@ -2178,8 +2178,8 @@
                 <w:bCs w:val="false"/>
                 <w:i w:val="false"/>
                 <w:iCs w:val="false"/>
-                <w:sz w:val="16"/>
-                <w:szCs w:val="16"/>
+                <w:sz w:val="24"/>
+                <w:szCs w:val="24"/>
               </w:rPr>
               <w:t xml:space="preserve">......</w:t>
             </w:r>
@@ -2213,8 +2213,8 @@
                 <w:bCs w:val="false"/>
                 <w:i w:val="false"/>
                 <w:iCs w:val="false"/>
-                <w:sz w:val="16"/>
-                <w:szCs w:val="16"/>
+                <w:sz w:val="24"/>
+                <w:szCs w:val="24"/>
               </w:rPr>
               <w:t xml:space="preserve">9</w:t>
             </w:r>
@@ -2248,8 +2248,8 @@
                 <w:bCs w:val="false"/>
                 <w:i w:val="false"/>
                 <w:iCs w:val="false"/>
-                <w:sz w:val="16"/>
-                <w:szCs w:val="16"/>
+                <w:sz w:val="24"/>
+                <w:szCs w:val="24"/>
               </w:rPr>
               <w:t xml:space="preserve">......</w:t>
             </w:r>
@@ -2285,8 +2285,8 @@
                 <w:bCs w:val="false"/>
                 <w:i w:val="false"/>
                 <w:iCs w:val="false"/>
-                <w:sz w:val="16"/>
-                <w:szCs w:val="16"/>
+                <w:sz w:val="24"/>
+                <w:szCs w:val="24"/>
               </w:rPr>
               <w:t xml:space="preserve">Salle de bain</w:t>
             </w:r>
@@ -2320,8 +2320,8 @@
                 <w:bCs w:val="false"/>
                 <w:i w:val="false"/>
                 <w:iCs w:val="false"/>
-                <w:sz w:val="16"/>
-                <w:szCs w:val="16"/>
+                <w:sz w:val="24"/>
+                <w:szCs w:val="24"/>
               </w:rPr>
               <w:t xml:space="preserve">......</w:t>
             </w:r>
@@ -2355,8 +2355,8 @@
                 <w:bCs w:val="false"/>
                 <w:i w:val="false"/>
                 <w:iCs w:val="false"/>
-                <w:sz w:val="16"/>
-                <w:szCs w:val="16"/>
+                <w:sz w:val="24"/>
+                <w:szCs w:val="24"/>
               </w:rPr>
               <w:t xml:space="preserve">4</w:t>
             </w:r>
@@ -2390,8 +2390,8 @@
                 <w:bCs w:val="false"/>
                 <w:i w:val="false"/>
                 <w:iCs w:val="false"/>
-                <w:sz w:val="16"/>
-                <w:szCs w:val="16"/>
+                <w:sz w:val="24"/>
+                <w:szCs w:val="24"/>
               </w:rPr>
               <w:t xml:space="preserve">......</w:t>
             </w:r>
@@ -2427,8 +2427,8 @@
                 <w:bCs w:val="false"/>
                 <w:i w:val="false"/>
                 <w:iCs w:val="false"/>
-                <w:sz w:val="16"/>
-                <w:szCs w:val="16"/>
+                <w:sz w:val="24"/>
+                <w:szCs w:val="24"/>
               </w:rPr>
               <w:t xml:space="preserve">WC</w:t>
             </w:r>
@@ -2462,8 +2462,8 @@
                 <w:bCs w:val="false"/>
                 <w:i w:val="false"/>
                 <w:iCs w:val="false"/>
-                <w:sz w:val="16"/>
-                <w:szCs w:val="16"/>
+                <w:sz w:val="24"/>
+                <w:szCs w:val="24"/>
               </w:rPr>
               <w:t xml:space="preserve">......</w:t>
             </w:r>
@@ -2497,8 +2497,8 @@
                 <w:bCs w:val="false"/>
                 <w:i w:val="false"/>
                 <w:iCs w:val="false"/>
-                <w:sz w:val="16"/>
-                <w:szCs w:val="16"/>
+                <w:sz w:val="24"/>
+                <w:szCs w:val="24"/>
               </w:rPr>
               <w:t xml:space="preserve">2</w:t>
             </w:r>
@@ -2532,8 +2532,8 @@
                 <w:bCs w:val="false"/>
                 <w:i w:val="false"/>
                 <w:iCs w:val="false"/>
-                <w:sz w:val="16"/>
-                <w:szCs w:val="16"/>
+                <w:sz w:val="24"/>
+                <w:szCs w:val="24"/>
               </w:rPr>
               <w:t xml:space="preserve">......</w:t>
             </w:r>
@@ -2543,7 +2543,7 @@
     </w:tbl>
     <w:p>
       <w:pPr>
-        <w:spacing w:after="40" w:before="60"/>
+        <w:spacing w:after="64" w:before="60"/>
       </w:pPr>
       <w:r>
         <w:rPr>
@@ -2552,10 +2552,10 @@
           <w:bCs/>
           <w:i w:val="false"/>
           <w:iCs w:val="false"/>
-          <w:sz w:val="16"/>
-          <w:szCs w:val="16"/>
+          <w:sz w:val="24"/>
+          <w:szCs w:val="24"/>
         </w:rPr>
-        <w:t xml:space="preserve">Total pièces = .......... m²   +   10 % de dégagements (couloirs) = .......... m²   →   SURFACE TOTALE = .......... m²</w:t>
+        <w:t xml:space="preserve">Total pièces = ...... m²   +   10 % de dégagements (couloirs) = ...... m²   →   SURFACE TOTALE = ...... m²</w:t>
       </w:r>
     </w:p>
     <w:tbl>
@@ -2594,7 +2594,7 @@
           </w:tcPr>
           <w:p>
             <w:pPr>
-              <w:spacing w:after="60"/>
+              <w:spacing w:after="96"/>
             </w:pPr>
             <w:r>
               <w:rPr>
@@ -2603,61 +2603,61 @@
                 <w:bCs/>
                 <w:i w:val="false"/>
                 <w:iCs w:val="false"/>
-                <w:sz w:val="18"/>
-                <w:szCs w:val="18"/>
+                <w:sz w:val="26"/>
+                <w:szCs w:val="26"/>
               </w:rPr>
               <w:t xml:space="preserve">BILAN — ce que je retiens</w:t>
             </w:r>
           </w:p>
           <w:p>
             <w:pPr>
-              <w:spacing w:after="60"/>
-            </w:pPr>
-            <w:r>
-              <w:rPr>
-                <w:rFonts w:ascii="Arial" w:cs="Arial" w:eastAsia="Arial" w:hAnsi="Arial"/>
-                <w:b w:val="false"/>
-                <w:bCs w:val="false"/>
-                <w:i w:val="false"/>
-                <w:iCs w:val="false"/>
-                <w:sz w:val="16"/>
-                <w:szCs w:val="16"/>
-              </w:rPr>
-              <w:t xml:space="preserve">• Le ...................................... décrit les besoins de l'utilisateur : fonctions à assurer, contraintes à respecter.</w:t>
-            </w:r>
-          </w:p>
-          <w:p>
-            <w:pPr>
-              <w:spacing w:after="60"/>
-            </w:pPr>
-            <w:r>
-              <w:rPr>
-                <w:rFonts w:ascii="Arial" w:cs="Arial" w:eastAsia="Arial" w:hAnsi="Arial"/>
-                <w:b w:val="false"/>
-                <w:bCs w:val="false"/>
-                <w:i w:val="false"/>
-                <w:iCs w:val="false"/>
-                <w:sz w:val="16"/>
-                <w:szCs w:val="16"/>
-              </w:rPr>
-              <w:t xml:space="preserve">• En NC, deux contraintes majeures : les ...................................... et la chaleur (ventilation, alizés).</w:t>
-            </w:r>
-          </w:p>
-          <w:p>
-            <w:pPr>
-              <w:spacing w:after="60"/>
-            </w:pPr>
-            <w:r>
-              <w:rPr>
-                <w:rFonts w:ascii="Arial" w:cs="Arial" w:eastAsia="Arial" w:hAnsi="Arial"/>
-                <w:b w:val="false"/>
-                <w:bCs w:val="false"/>
-                <w:i w:val="false"/>
-                <w:iCs w:val="false"/>
-                <w:sz w:val="16"/>
-                <w:szCs w:val="16"/>
-              </w:rPr>
-              <w:t xml:space="preserve">• Aux surfaces des pièces, j'ajoute ............ % pour les dégagements.</w:t>
+              <w:spacing w:after="96"/>
+            </w:pPr>
+            <w:r>
+              <w:rPr>
+                <w:rFonts w:ascii="Arial" w:cs="Arial" w:eastAsia="Arial" w:hAnsi="Arial"/>
+                <w:b w:val="false"/>
+                <w:bCs w:val="false"/>
+                <w:i w:val="false"/>
+                <w:iCs w:val="false"/>
+                <w:sz w:val="24"/>
+                <w:szCs w:val="24"/>
+              </w:rPr>
+              <w:t xml:space="preserve">• Le .................... décrit les besoins de l'utilisateur : fonctions à assurer, contraintes à respecter.</w:t>
+            </w:r>
+          </w:p>
+          <w:p>
+            <w:pPr>
+              <w:spacing w:after="96"/>
+            </w:pPr>
+            <w:r>
+              <w:rPr>
+                <w:rFonts w:ascii="Arial" w:cs="Arial" w:eastAsia="Arial" w:hAnsi="Arial"/>
+                <w:b w:val="false"/>
+                <w:bCs w:val="false"/>
+                <w:i w:val="false"/>
+                <w:iCs w:val="false"/>
+                <w:sz w:val="24"/>
+                <w:szCs w:val="24"/>
+              </w:rPr>
+              <w:t xml:space="preserve">• En NC, deux contraintes majeures : les .................... et la chaleur (ventilation, alizés).</w:t>
+            </w:r>
+          </w:p>
+          <w:p>
+            <w:pPr>
+              <w:spacing w:after="96"/>
+            </w:pPr>
+            <w:r>
+              <w:rPr>
+                <w:rFonts w:ascii="Arial" w:cs="Arial" w:eastAsia="Arial" w:hAnsi="Arial"/>
+                <w:b w:val="false"/>
+                <w:bCs w:val="false"/>
+                <w:i w:val="false"/>
+                <w:iCs w:val="false"/>
+                <w:sz w:val="24"/>
+                <w:szCs w:val="24"/>
+              </w:rPr>
+              <w:t xml:space="preserve">• Aux surfaces des pièces, j'ajoute ...... % pour les dégagements.</w:t>
             </w:r>
           </w:p>
         </w:tc>
@@ -2675,8 +2675,8 @@
           <w:bCs w:val="false"/>
           <w:i/>
           <w:iCs/>
-          <w:sz w:val="16"/>
-          <w:szCs w:val="16"/>
+          <w:sz w:val="24"/>
+          <w:szCs w:val="24"/>
         </w:rPr>
         <w:t xml:space="preserve">« Une maison est une machine à habiter. »  —  Le Corbusier, architecte</w:t>
       </w:r>
@@ -2870,8 +2870,8 @@
     <w:rPrDefault>
       <w:rPr>
         <w:rFonts w:ascii="Arial" w:cs="Arial" w:eastAsia="Arial" w:hAnsi="Arial"/>
-        <w:sz w:val="16"/>
-        <w:szCs w:val="16"/>
+        <w:sz w:val="24"/>
+        <w:szCs w:val="24"/>
       </w:rPr>
     </w:rPrDefault>
     <w:pPrDefault/>

--- a/public/2026/seq05/FICHE_S5-A01_BesoinCDC_5eme.docx
+++ b/public/2026/seq05/FICHE_S5-A01_BesoinCDC_5eme.docx
@@ -21,6 +21,9 @@
         <w:gridCol w:w="1200"/>
       </w:tblGrid>
       <w:tr>
+        <w:trPr>
+          <w:cantSplit/>
+        </w:trPr>
         <w:tc>
           <w:tcPr>
             <w:tcW w:type="dxa" w:w="1266"/>
@@ -210,6 +213,32 @@
               <w:t xml:space="preserve">ACTIVITÉ N°01</w:t>
             </w:r>
           </w:p>
+          <w:p>
+            <w:pPr>
+              <w:spacing w:after="0"/>
+            </w:pPr>
+            <w:r>
+              <w:rPr>
+                <w:rFonts w:ascii="Arial" w:cs="Arial" w:eastAsia="Arial" w:hAnsi="Arial"/>
+                <w:sz w:val="14"/>
+                <w:szCs w:val="14"/>
+              </w:rPr>
+              <w:t xml:space="preserve">NOM : ..............................</w:t>
+            </w:r>
+          </w:p>
+          <w:p>
+            <w:pPr>
+              <w:spacing w:after="0"/>
+            </w:pPr>
+            <w:r>
+              <w:rPr>
+                <w:rFonts w:ascii="Arial" w:cs="Arial" w:eastAsia="Arial" w:hAnsi="Arial"/>
+                <w:sz w:val="14"/>
+                <w:szCs w:val="14"/>
+              </w:rPr>
+              <w:t xml:space="preserve">PRÉNOM : .........................</w:t>
+            </w:r>
+          </w:p>
         </w:tc>
         <w:tc>
           <w:tcPr>
@@ -295,149 +324,48 @@
         </w:tblBorders>
       </w:tblPr>
       <w:tblGrid>
-        <w:gridCol w:w="2340"/>
-        <w:gridCol w:w="2340"/>
-        <w:gridCol w:w="2340"/>
-        <w:gridCol w:w="2340"/>
+        <w:gridCol w:w="9360"/>
       </w:tblGrid>
       <w:tr>
-        <w:tc>
-          <w:tcPr>
-            <w:tcW w:type="dxa" w:w="2340"/>
-            <w:tcBorders>
-              <w:top w:val="single" w:color="000000" w:sz="6"/>
-              <w:left w:val="single" w:color="000000" w:sz="6"/>
-              <w:bottom w:val="single" w:color="000000" w:sz="6"/>
-              <w:right w:val="single" w:color="000000" w:sz="6"/>
-            </w:tcBorders>
-            <w:tcMar>
-              <w:top w:type="dxa" w:w="40"/>
-              <w:left w:type="dxa" w:w="80"/>
-              <w:bottom w:type="dxa" w:w="40"/>
-              <w:right w:type="dxa" w:w="80"/>
-            </w:tcMar>
-            <w:vAlign w:val="center"/>
-          </w:tcPr>
-          <w:p>
-            <w:pPr>
-              <w:spacing w:after="0"/>
-            </w:pPr>
-            <w:r>
-              <w:rPr>
-                <w:rFonts w:ascii="Arial" w:cs="Arial" w:eastAsia="Arial" w:hAnsi="Arial"/>
-                <w:b w:val="false"/>
-                <w:bCs w:val="false"/>
-                <w:i w:val="false"/>
-                <w:iCs w:val="false"/>
-                <w:sz w:val="24"/>
-                <w:szCs w:val="24"/>
-              </w:rPr>
-              <w:t xml:space="preserve">NOM : </w:t>
-            </w:r>
-          </w:p>
-        </w:tc>
-        <w:tc>
-          <w:tcPr>
-            <w:tcW w:type="dxa" w:w="2340"/>
-            <w:tcBorders>
-              <w:top w:val="single" w:color="000000" w:sz="6"/>
-              <w:left w:val="single" w:color="000000" w:sz="6"/>
-              <w:bottom w:val="single" w:color="000000" w:sz="6"/>
-              <w:right w:val="single" w:color="000000" w:sz="6"/>
-            </w:tcBorders>
-            <w:tcMar>
-              <w:top w:type="dxa" w:w="40"/>
-              <w:left w:type="dxa" w:w="80"/>
-              <w:bottom w:type="dxa" w:w="40"/>
-              <w:right w:type="dxa" w:w="80"/>
-            </w:tcMar>
-            <w:vAlign w:val="center"/>
-          </w:tcPr>
-          <w:p>
-            <w:pPr>
-              <w:spacing w:after="0"/>
-            </w:pPr>
-            <w:r>
-              <w:rPr>
-                <w:rFonts w:ascii="Arial" w:cs="Arial" w:eastAsia="Arial" w:hAnsi="Arial"/>
-                <w:b w:val="false"/>
-                <w:bCs w:val="false"/>
-                <w:i w:val="false"/>
-                <w:iCs w:val="false"/>
-                <w:sz w:val="24"/>
-                <w:szCs w:val="24"/>
-              </w:rPr>
-              <w:t xml:space="preserve">PRÉNOM : </w:t>
-            </w:r>
-          </w:p>
-        </w:tc>
-        <w:tc>
-          <w:tcPr>
-            <w:tcW w:type="dxa" w:w="2340"/>
-            <w:tcBorders>
-              <w:top w:val="single" w:color="000000" w:sz="6"/>
-              <w:left w:val="single" w:color="000000" w:sz="6"/>
-              <w:bottom w:val="single" w:color="000000" w:sz="6"/>
-              <w:right w:val="single" w:color="000000" w:sz="6"/>
-            </w:tcBorders>
-            <w:tcMar>
-              <w:top w:type="dxa" w:w="40"/>
-              <w:left w:type="dxa" w:w="80"/>
-              <w:bottom w:type="dxa" w:w="40"/>
-              <w:right w:type="dxa" w:w="80"/>
-            </w:tcMar>
-            <w:vAlign w:val="center"/>
-          </w:tcPr>
-          <w:p>
-            <w:pPr>
-              <w:spacing w:after="0"/>
-            </w:pPr>
-            <w:r>
-              <w:rPr>
-                <w:rFonts w:ascii="Arial" w:cs="Arial" w:eastAsia="Arial" w:hAnsi="Arial"/>
-                <w:b w:val="false"/>
-                <w:bCs w:val="false"/>
-                <w:i w:val="false"/>
-                <w:iCs w:val="false"/>
-                <w:sz w:val="24"/>
-                <w:szCs w:val="24"/>
-              </w:rPr>
-              <w:t xml:space="preserve">CLASSE : </w:t>
-            </w:r>
-          </w:p>
-        </w:tc>
-        <w:tc>
-          <w:tcPr>
-            <w:tcW w:type="dxa" w:w="2340"/>
-            <w:tcBorders>
-              <w:top w:val="single" w:color="000000" w:sz="6"/>
-              <w:left w:val="single" w:color="000000" w:sz="6"/>
-              <w:bottom w:val="single" w:color="000000" w:sz="6"/>
-              <w:right w:val="single" w:color="000000" w:sz="6"/>
-            </w:tcBorders>
-            <w:tcMar>
-              <w:top w:type="dxa" w:w="40"/>
-              <w:left w:type="dxa" w:w="80"/>
-              <w:bottom w:type="dxa" w:w="40"/>
-              <w:right w:type="dxa" w:w="80"/>
-            </w:tcMar>
-            <w:vAlign w:val="center"/>
-          </w:tcPr>
-          <w:p>
-            <w:pPr>
-              <w:spacing w:after="0"/>
-            </w:pPr>
-            <w:r>
-              <w:rPr>
-                <w:rFonts w:ascii="Arial" w:cs="Arial" w:eastAsia="Arial" w:hAnsi="Arial"/>
-                <w:b w:val="false"/>
-                <w:bCs w:val="false"/>
-                <w:i w:val="false"/>
-                <w:iCs w:val="false"/>
-                <w:sz w:val="24"/>
-                <w:szCs w:val="24"/>
-              </w:rPr>
-              <w:t xml:space="preserve">MAISON : </w:t>
+        <w:trPr>
+          <w:cantSplit/>
+        </w:trPr>
+        <w:tc>
+          <w:tcPr>
+            <w:tcW w:type="dxa" w:w="9360"/>
+            <w:tcBorders>
+              <w:top w:val="single" w:color="000000" w:sz="6"/>
+              <w:left w:val="single" w:color="000000" w:sz="6"/>
+              <w:bottom w:val="single" w:color="000000" w:sz="6"/>
+              <w:right w:val="single" w:color="000000" w:sz="6"/>
+            </w:tcBorders>
+            <w:shd w:fill="D9D9D9" w:val="clear"/>
+            <w:tcMar>
+              <w:top w:type="dxa" w:w="40"/>
+              <w:left w:type="dxa" w:w="80"/>
+              <w:bottom w:type="dxa" w:w="40"/>
+              <w:right w:type="dxa" w:w="80"/>
+            </w:tcMar>
+            <w:vAlign w:val="center"/>
+          </w:tcPr>
+          <w:p>
+            <w:pPr>
+              <w:keepNext/>
+              <w:keepLines/>
+              <w:spacing w:after="0"/>
+              <w:jc w:val="center"/>
+            </w:pPr>
+            <w:r>
+              <w:rPr>
+                <w:rFonts w:ascii="Arial" w:cs="Arial" w:eastAsia="Arial" w:hAnsi="Arial"/>
+                <w:b/>
+                <w:bCs/>
+                <w:i w:val="false"/>
+                <w:iCs w:val="false"/>
+                <w:sz w:val="32"/>
+                <w:szCs w:val="32"/>
+              </w:rPr>
+              <w:t xml:space="preserve">MA MAISON EN NC : DU BESOIN AU CAHIER DES CHARGES</w:t>
             </w:r>
           </w:p>
         </w:tc>
@@ -445,6 +373,8 @@
     </w:tbl>
     <w:p>
       <w:pPr>
+        <w:keepNext/>
+        <w:keepLines/>
         <w:spacing w:after="128"/>
       </w:pPr>
     </w:p>
@@ -464,6 +394,9 @@
         <w:gridCol w:w="9360"/>
       </w:tblGrid>
       <w:tr>
+        <w:trPr>
+          <w:cantSplit/>
+        </w:trPr>
         <w:tc>
           <w:tcPr>
             <w:tcW w:type="dxa" w:w="9360"/>
@@ -473,31 +406,50 @@
               <w:bottom w:val="single" w:color="000000" w:sz="6"/>
               <w:right w:val="single" w:color="000000" w:sz="6"/>
             </w:tcBorders>
-            <w:shd w:fill="D9D9D9" w:val="clear"/>
-            <w:tcMar>
-              <w:top w:type="dxa" w:w="40"/>
-              <w:left w:type="dxa" w:w="80"/>
-              <w:bottom w:type="dxa" w:w="40"/>
-              <w:right w:type="dxa" w:w="80"/>
-            </w:tcMar>
-            <w:vAlign w:val="center"/>
-          </w:tcPr>
-          <w:p>
-            <w:pPr>
-              <w:spacing w:after="0"/>
-              <w:jc w:val="center"/>
+            <w:tcMar>
+              <w:top w:type="dxa" w:w="100"/>
+              <w:left w:type="dxa" w:w="120"/>
+              <w:bottom w:type="dxa" w:w="100"/>
+              <w:right w:type="dxa" w:w="120"/>
+            </w:tcMar>
+            <w:vAlign w:val="center"/>
+          </w:tcPr>
+          <w:p>
+            <w:pPr>
+              <w:keepNext/>
+              <w:keepLines/>
+              <w:spacing w:after="96"/>
+            </w:pPr>
+            <w:r>
+              <w:rPr>
+                <w:rFonts w:ascii="Arial" w:cs="Arial" w:eastAsia="Arial" w:hAnsi="Arial"/>
+                <w:b w:val="false"/>
+                <w:bCs w:val="false"/>
+                <w:i w:val="false"/>
+                <w:iCs w:val="false"/>
+                <w:sz w:val="24"/>
+                <w:szCs w:val="24"/>
+              </w:rPr>
+              <w:t xml:space="preserve">Ta famille obtient un terrain. Avant le premier coup de crayon, l'architecte pose UNE seule question : « de quoi avez-vous vraiment besoin ? » Chaleur, cyclones, famille nombreuse : en Nouvelle-Calédonie, une maison ne se conçoit pas comme à Paris.</w:t>
+            </w:r>
+          </w:p>
+          <w:p>
+            <w:pPr>
+              <w:keepNext/>
+              <w:keepLines/>
+              <w:spacing w:after="0"/>
             </w:pPr>
             <w:r>
               <w:rPr>
                 <w:rFonts w:ascii="Arial" w:cs="Arial" w:eastAsia="Arial" w:hAnsi="Arial"/>
                 <w:b/>
                 <w:bCs/>
-                <w:i w:val="false"/>
-                <w:iCs w:val="false"/>
-                <w:sz w:val="32"/>
-                <w:szCs w:val="32"/>
-              </w:rPr>
-              <w:t xml:space="preserve">MA MAISON EN NC : DU BESOIN AU CAHIER DES CHARGES</w:t>
+                <w:i/>
+                <w:iCs/>
+                <w:sz w:val="24"/>
+                <w:szCs w:val="24"/>
+              </w:rPr>
+              <w:t xml:space="preserve">❓ Comment passer d'un besoin à un cahier des charges que l'architecte peut utiliser ?</w:t>
             </w:r>
           </w:p>
         </w:tc>
@@ -505,145 +457,35 @@
     </w:tbl>
     <w:p>
       <w:pPr>
-        <w:spacing w:after="128"/>
+        <w:keepNext/>
+        <w:keepLines/>
+        <w:pBdr>
+          <w:top w:val="single" w:color="000000" w:sz="6" w:space="4"/>
+          <w:left w:val="single" w:color="000000" w:sz="6" w:space="4"/>
+          <w:bottom w:val="single" w:color="000000" w:sz="6" w:space="4"/>
+          <w:right w:val="single" w:color="000000" w:sz="6" w:space="4"/>
+        </w:pBdr>
+        <w:shd w:val="clear" w:color="auto" w:fill="D9D9D9"/>
+        <w:spacing w:before="150" w:after="130"/>
+        <w:ind w:left="0" w:right="1106"/>
       </w:pPr>
-    </w:p>
-    <w:tbl>
-      <w:tblPr>
-        <w:tblW w:type="dxa" w:w="9360"/>
-        <w:tblBorders>
-          <w:top w:val="single" w:color="auto" w:sz="4"/>
-          <w:left w:val="single" w:color="auto" w:sz="4"/>
-          <w:bottom w:val="single" w:color="auto" w:sz="4"/>
-          <w:right w:val="single" w:color="auto" w:sz="4"/>
-          <w:insideH w:val="single" w:color="auto" w:sz="4"/>
-          <w:insideV w:val="single" w:color="auto" w:sz="4"/>
-        </w:tblBorders>
-      </w:tblPr>
-      <w:tblGrid>
-        <w:gridCol w:w="9360"/>
-      </w:tblGrid>
-      <w:tr>
-        <w:tc>
-          <w:tcPr>
-            <w:tcW w:type="dxa" w:w="9360"/>
-            <w:tcBorders>
-              <w:top w:val="single" w:color="000000" w:sz="6"/>
-              <w:left w:val="single" w:color="000000" w:sz="6"/>
-              <w:bottom w:val="single" w:color="000000" w:sz="6"/>
-              <w:right w:val="single" w:color="000000" w:sz="6"/>
-            </w:tcBorders>
-            <w:tcMar>
-              <w:top w:type="dxa" w:w="100"/>
-              <w:left w:type="dxa" w:w="120"/>
-              <w:bottom w:type="dxa" w:w="100"/>
-              <w:right w:type="dxa" w:w="120"/>
-            </w:tcMar>
-            <w:vAlign w:val="center"/>
-          </w:tcPr>
-          <w:p>
-            <w:pPr>
-              <w:spacing w:after="96"/>
-            </w:pPr>
-            <w:r>
-              <w:rPr>
-                <w:rFonts w:ascii="Arial" w:cs="Arial" w:eastAsia="Arial" w:hAnsi="Arial"/>
-                <w:b w:val="false"/>
-                <w:bCs w:val="false"/>
-                <w:i w:val="false"/>
-                <w:iCs w:val="false"/>
-                <w:sz w:val="24"/>
-                <w:szCs w:val="24"/>
-              </w:rPr>
-              <w:t xml:space="preserve">Ta famille obtient un terrain. Avant le premier coup de crayon, l'architecte pose UNE seule question : « de quoi avez-vous vraiment besoin ? » Chaleur, cyclones, famille nombreuse : en Nouvelle-Calédonie, une maison ne se conçoit pas comme à Paris.</w:t>
-            </w:r>
-          </w:p>
-          <w:p>
-            <w:pPr>
-              <w:spacing w:after="0"/>
-            </w:pPr>
-            <w:r>
-              <w:rPr>
-                <w:rFonts w:ascii="Arial" w:cs="Arial" w:eastAsia="Arial" w:hAnsi="Arial"/>
-                <w:b/>
-                <w:bCs/>
-                <w:i/>
-                <w:iCs/>
-                <w:sz w:val="24"/>
-                <w:szCs w:val="24"/>
-              </w:rPr>
-              <w:t xml:space="preserve">❓ Comment passer d'un besoin à un cahier des charges que l'architecte peut utiliser ?</w:t>
-            </w:r>
-          </w:p>
-        </w:tc>
-      </w:tr>
-    </w:tbl>
-    <w:p>
-      <w:pPr>
-        <w:spacing w:after="128"/>
-      </w:pPr>
-    </w:p>
-    <w:tbl>
-      <w:tblPr>
-        <w:tblW w:type="dxa" w:w="9360"/>
-        <w:tblBorders>
-          <w:top w:val="single" w:color="auto" w:sz="4"/>
-          <w:left w:val="single" w:color="auto" w:sz="4"/>
-          <w:bottom w:val="single" w:color="auto" w:sz="4"/>
-          <w:right w:val="single" w:color="auto" w:sz="4"/>
-          <w:insideH w:val="single" w:color="auto" w:sz="4"/>
-          <w:insideV w:val="single" w:color="auto" w:sz="4"/>
-        </w:tblBorders>
-      </w:tblPr>
-      <w:tblGrid>
-        <w:gridCol w:w="9360"/>
-      </w:tblGrid>
-      <w:tr>
-        <w:tc>
-          <w:tcPr>
-            <w:tcW w:type="dxa" w:w="9360"/>
-            <w:tcBorders>
-              <w:top w:val="single" w:color="000000" w:sz="6"/>
-              <w:left w:val="single" w:color="000000" w:sz="6"/>
-              <w:bottom w:val="single" w:color="000000" w:sz="6"/>
-              <w:right w:val="single" w:color="000000" w:sz="6"/>
-            </w:tcBorders>
-            <w:shd w:fill="F2F2F2" w:val="clear"/>
-            <w:tcMar>
-              <w:top w:type="dxa" w:w="40"/>
-              <w:left w:type="dxa" w:w="80"/>
-              <w:bottom w:type="dxa" w:w="40"/>
-              <w:right w:type="dxa" w:w="80"/>
-            </w:tcMar>
-            <w:vAlign w:val="center"/>
-          </w:tcPr>
-          <w:p>
-            <w:pPr>
-              <w:spacing w:after="0"/>
-            </w:pPr>
-            <w:r>
-              <w:rPr>
-                <w:rFonts w:ascii="Arial" w:cs="Arial" w:eastAsia="Arial" w:hAnsi="Arial"/>
-                <w:b/>
-                <w:bCs/>
-                <w:i w:val="false"/>
-                <w:iCs w:val="false"/>
-                <w:sz w:val="26"/>
-                <w:szCs w:val="26"/>
-              </w:rPr>
-              <w:t xml:space="preserve">PARTIE 1 — Besoin ou simple envie ?</w:t>
-            </w:r>
-          </w:p>
-        </w:tc>
-      </w:tr>
-    </w:tbl>
-    <w:p>
-      <w:pPr>
-        <w:spacing w:after="64"/>
-      </w:pPr>
+      <w:r>
+        <w:rPr>
+          <w:rFonts w:ascii="Arial" w:cs="Arial" w:eastAsia="Arial" w:hAnsi="Arial"/>
+          <w:b/>
+          <w:bCs/>
+          <w:i w:val="false"/>
+          <w:iCs w:val="false"/>
+          <w:sz w:val="26"/>
+          <w:szCs w:val="26"/>
+        </w:rPr>
+        <w:t xml:space="preserve">PARTIE 1 — Besoin ou simple envie ?</w:t>
+      </w:r>
     </w:p>
     <w:p>
       <w:pPr>
+        <w:keepNext/>
+        <w:keepLines/>
         <w:spacing w:after="96"/>
       </w:pPr>
       <w:r>
@@ -676,6 +518,9 @@
         <w:gridCol w:w="4680"/>
       </w:tblGrid>
       <w:tr>
+        <w:trPr>
+          <w:cantSplit/>
+        </w:trPr>
         <w:tc>
           <w:tcPr>
             <w:tcW w:type="dxa" w:w="4680"/>
@@ -696,6 +541,8 @@
           </w:tcPr>
           <w:p>
             <w:pPr>
+              <w:keepNext/>
+              <w:keepLines/>
               <w:spacing w:after="0"/>
             </w:pPr>
             <w:r>
@@ -732,6 +579,8 @@
           </w:tcPr>
           <w:p>
             <w:pPr>
+              <w:keepNext/>
+              <w:keepLines/>
               <w:spacing w:after="0"/>
             </w:pPr>
             <w:r>
@@ -750,6 +599,9 @@
         </w:tc>
       </w:tr>
       <w:tr>
+        <w:trPr>
+          <w:cantSplit/>
+        </w:trPr>
         <w:tc>
           <w:tcPr>
             <w:tcW w:type="dxa" w:w="4680"/>
@@ -769,6 +621,8 @@
           </w:tcPr>
           <w:p>
             <w:pPr>
+              <w:keepNext/>
+              <w:keepLines/>
               <w:spacing w:after="0"/>
             </w:pPr>
             <w:r>
@@ -804,6 +658,8 @@
           </w:tcPr>
           <w:p>
             <w:pPr>
+              <w:keepNext/>
+              <w:keepLines/>
               <w:spacing w:after="0"/>
             </w:pPr>
             <w:r>
@@ -822,6 +678,9 @@
         </w:tc>
       </w:tr>
       <w:tr>
+        <w:trPr>
+          <w:cantSplit/>
+        </w:trPr>
         <w:tc>
           <w:tcPr>
             <w:tcW w:type="dxa" w:w="4680"/>
@@ -841,6 +700,8 @@
           </w:tcPr>
           <w:p>
             <w:pPr>
+              <w:keepNext/>
+              <w:keepLines/>
               <w:spacing w:after="0"/>
             </w:pPr>
             <w:r>
@@ -876,6 +737,8 @@
           </w:tcPr>
           <w:p>
             <w:pPr>
+              <w:keepNext/>
+              <w:keepLines/>
               <w:spacing w:after="0"/>
             </w:pPr>
             <w:r>
@@ -894,6 +757,9 @@
         </w:tc>
       </w:tr>
       <w:tr>
+        <w:trPr>
+          <w:cantSplit/>
+        </w:trPr>
         <w:tc>
           <w:tcPr>
             <w:tcW w:type="dxa" w:w="4680"/>
@@ -913,6 +779,8 @@
           </w:tcPr>
           <w:p>
             <w:pPr>
+              <w:keepNext/>
+              <w:keepLines/>
               <w:spacing w:after="0"/>
             </w:pPr>
             <w:r>
@@ -948,6 +816,8 @@
           </w:tcPr>
           <w:p>
             <w:pPr>
+              <w:keepNext/>
+              <w:keepLines/>
               <w:spacing w:after="0"/>
             </w:pPr>
             <w:r>
@@ -966,6 +836,9 @@
         </w:tc>
       </w:tr>
       <w:tr>
+        <w:trPr>
+          <w:cantSplit/>
+        </w:trPr>
         <w:tc>
           <w:tcPr>
             <w:tcW w:type="dxa" w:w="4680"/>
@@ -1040,70 +913,35 @@
     </w:tbl>
     <w:p>
       <w:pPr>
-        <w:spacing w:after="80"/>
+        <w:keepNext/>
+        <w:keepLines/>
+        <w:pBdr>
+          <w:top w:val="single" w:color="000000" w:sz="6" w:space="4"/>
+          <w:left w:val="single" w:color="000000" w:sz="6" w:space="4"/>
+          <w:bottom w:val="single" w:color="000000" w:sz="6" w:space="4"/>
+          <w:right w:val="single" w:color="000000" w:sz="6" w:space="4"/>
+        </w:pBdr>
+        <w:shd w:val="clear" w:color="auto" w:fill="D9D9D9"/>
+        <w:spacing w:before="150" w:after="130"/>
+        <w:ind w:left="0" w:right="1106"/>
       </w:pPr>
-    </w:p>
-    <w:tbl>
-      <w:tblPr>
-        <w:tblW w:type="dxa" w:w="9360"/>
-        <w:tblBorders>
-          <w:top w:val="single" w:color="auto" w:sz="4"/>
-          <w:left w:val="single" w:color="auto" w:sz="4"/>
-          <w:bottom w:val="single" w:color="auto" w:sz="4"/>
-          <w:right w:val="single" w:color="auto" w:sz="4"/>
-          <w:insideH w:val="single" w:color="auto" w:sz="4"/>
-          <w:insideV w:val="single" w:color="auto" w:sz="4"/>
-        </w:tblBorders>
-      </w:tblPr>
-      <w:tblGrid>
-        <w:gridCol w:w="9360"/>
-      </w:tblGrid>
-      <w:tr>
-        <w:tc>
-          <w:tcPr>
-            <w:tcW w:type="dxa" w:w="9360"/>
-            <w:tcBorders>
-              <w:top w:val="single" w:color="000000" w:sz="6"/>
-              <w:left w:val="single" w:color="000000" w:sz="6"/>
-              <w:bottom w:val="single" w:color="000000" w:sz="6"/>
-              <w:right w:val="single" w:color="000000" w:sz="6"/>
-            </w:tcBorders>
-            <w:shd w:fill="F2F2F2" w:val="clear"/>
-            <w:tcMar>
-              <w:top w:type="dxa" w:w="40"/>
-              <w:left w:type="dxa" w:w="80"/>
-              <w:bottom w:type="dxa" w:w="40"/>
-              <w:right w:type="dxa" w:w="80"/>
-            </w:tcMar>
-            <w:vAlign w:val="center"/>
-          </w:tcPr>
-          <w:p>
-            <w:pPr>
-              <w:spacing w:after="0"/>
-            </w:pPr>
-            <w:r>
-              <w:rPr>
-                <w:rFonts w:ascii="Arial" w:cs="Arial" w:eastAsia="Arial" w:hAnsi="Arial"/>
-                <w:b/>
-                <w:bCs/>
-                <w:i w:val="false"/>
-                <w:iCs w:val="false"/>
-                <w:sz w:val="26"/>
-                <w:szCs w:val="26"/>
-              </w:rPr>
-              <w:t xml:space="preserve">PARTIE 2 — Mon cahier des charges simplifié</w:t>
-            </w:r>
-          </w:p>
-        </w:tc>
-      </w:tr>
-    </w:tbl>
-    <w:p>
-      <w:pPr>
-        <w:spacing w:after="64"/>
-      </w:pPr>
+      <w:r>
+        <w:rPr>
+          <w:rFonts w:ascii="Arial" w:cs="Arial" w:eastAsia="Arial" w:hAnsi="Arial"/>
+          <w:b/>
+          <w:bCs/>
+          <w:i w:val="false"/>
+          <w:iCs w:val="false"/>
+          <w:sz w:val="26"/>
+          <w:szCs w:val="26"/>
+        </w:rPr>
+        <w:t xml:space="preserve">PARTIE 2 — Mon cahier des charges simplifié</w:t>
+      </w:r>
     </w:p>
     <w:p>
       <w:pPr>
+        <w:keepNext/>
+        <w:keepLines/>
         <w:spacing w:after="96"/>
       </w:pPr>
       <w:r>
@@ -1136,6 +974,9 @@
         <w:gridCol w:w="5560"/>
       </w:tblGrid>
       <w:tr>
+        <w:trPr>
+          <w:cantSplit/>
+        </w:trPr>
         <w:tc>
           <w:tcPr>
             <w:tcW w:type="dxa" w:w="3800"/>
@@ -1156,6 +997,8 @@
           </w:tcPr>
           <w:p>
             <w:pPr>
+              <w:keepNext/>
+              <w:keepLines/>
               <w:spacing w:after="0"/>
             </w:pPr>
             <w:r>
@@ -1192,6 +1035,8 @@
           </w:tcPr>
           <w:p>
             <w:pPr>
+              <w:keepNext/>
+              <w:keepLines/>
               <w:spacing w:after="0"/>
             </w:pPr>
             <w:r>
@@ -1210,6 +1055,9 @@
         </w:tc>
       </w:tr>
       <w:tr>
+        <w:trPr>
+          <w:cantSplit/>
+        </w:trPr>
         <w:tc>
           <w:tcPr>
             <w:tcW w:type="dxa" w:w="3800"/>
@@ -1229,6 +1077,8 @@
           </w:tcPr>
           <w:p>
             <w:pPr>
+              <w:keepNext/>
+              <w:keepLines/>
               <w:spacing w:after="0"/>
             </w:pPr>
             <w:r>
@@ -1264,6 +1114,8 @@
           </w:tcPr>
           <w:p>
             <w:pPr>
+              <w:keepNext/>
+              <w:keepLines/>
               <w:spacing w:after="0"/>
             </w:pPr>
             <w:r>
@@ -1282,6 +1134,9 @@
         </w:tc>
       </w:tr>
       <w:tr>
+        <w:trPr>
+          <w:cantSplit/>
+        </w:trPr>
         <w:tc>
           <w:tcPr>
             <w:tcW w:type="dxa" w:w="3800"/>
@@ -1301,6 +1156,8 @@
           </w:tcPr>
           <w:p>
             <w:pPr>
+              <w:keepNext/>
+              <w:keepLines/>
               <w:spacing w:after="0"/>
             </w:pPr>
             <w:r>
@@ -1336,6 +1193,8 @@
           </w:tcPr>
           <w:p>
             <w:pPr>
+              <w:keepNext/>
+              <w:keepLines/>
               <w:spacing w:after="0"/>
             </w:pPr>
             <w:r>
@@ -1354,6 +1213,9 @@
         </w:tc>
       </w:tr>
       <w:tr>
+        <w:trPr>
+          <w:cantSplit/>
+        </w:trPr>
         <w:tc>
           <w:tcPr>
             <w:tcW w:type="dxa" w:w="3800"/>
@@ -1373,6 +1235,8 @@
           </w:tcPr>
           <w:p>
             <w:pPr>
+              <w:keepNext/>
+              <w:keepLines/>
               <w:spacing w:after="0"/>
             </w:pPr>
             <w:r>
@@ -1408,6 +1272,8 @@
           </w:tcPr>
           <w:p>
             <w:pPr>
+              <w:keepNext/>
+              <w:keepLines/>
               <w:spacing w:after="0"/>
             </w:pPr>
             <w:r>
@@ -1426,6 +1292,9 @@
         </w:tc>
       </w:tr>
       <w:tr>
+        <w:trPr>
+          <w:cantSplit/>
+        </w:trPr>
         <w:tc>
           <w:tcPr>
             <w:tcW w:type="dxa" w:w="3800"/>
@@ -1514,6 +1383,9 @@
         <w:gridCol w:w="9360"/>
       </w:tblGrid>
       <w:tr>
+        <w:trPr>
+          <w:cantSplit/>
+        </w:trPr>
         <w:tc>
           <w:tcPr>
             <w:tcW w:type="dxa" w:w="9360"/>
@@ -1587,70 +1459,35 @@
     </w:tbl>
     <w:p>
       <w:pPr>
-        <w:spacing w:after="80"/>
+        <w:keepNext/>
+        <w:keepLines/>
+        <w:pBdr>
+          <w:top w:val="single" w:color="000000" w:sz="6" w:space="4"/>
+          <w:left w:val="single" w:color="000000" w:sz="6" w:space="4"/>
+          <w:bottom w:val="single" w:color="000000" w:sz="6" w:space="4"/>
+          <w:right w:val="single" w:color="000000" w:sz="6" w:space="4"/>
+        </w:pBdr>
+        <w:shd w:val="clear" w:color="auto" w:fill="D9D9D9"/>
+        <w:spacing w:before="150" w:after="130"/>
+        <w:ind w:left="0" w:right="1106"/>
       </w:pPr>
-    </w:p>
-    <w:tbl>
-      <w:tblPr>
-        <w:tblW w:type="dxa" w:w="9360"/>
-        <w:tblBorders>
-          <w:top w:val="single" w:color="auto" w:sz="4"/>
-          <w:left w:val="single" w:color="auto" w:sz="4"/>
-          <w:bottom w:val="single" w:color="auto" w:sz="4"/>
-          <w:right w:val="single" w:color="auto" w:sz="4"/>
-          <w:insideH w:val="single" w:color="auto" w:sz="4"/>
-          <w:insideV w:val="single" w:color="auto" w:sz="4"/>
-        </w:tblBorders>
-      </w:tblPr>
-      <w:tblGrid>
-        <w:gridCol w:w="9360"/>
-      </w:tblGrid>
-      <w:tr>
-        <w:tc>
-          <w:tcPr>
-            <w:tcW w:type="dxa" w:w="9360"/>
-            <w:tcBorders>
-              <w:top w:val="single" w:color="000000" w:sz="6"/>
-              <w:left w:val="single" w:color="000000" w:sz="6"/>
-              <w:bottom w:val="single" w:color="000000" w:sz="6"/>
-              <w:right w:val="single" w:color="000000" w:sz="6"/>
-            </w:tcBorders>
-            <w:shd w:fill="F2F2F2" w:val="clear"/>
-            <w:tcMar>
-              <w:top w:type="dxa" w:w="40"/>
-              <w:left w:type="dxa" w:w="80"/>
-              <w:bottom w:type="dxa" w:w="40"/>
-              <w:right w:type="dxa" w:w="80"/>
-            </w:tcMar>
-            <w:vAlign w:val="center"/>
-          </w:tcPr>
-          <w:p>
-            <w:pPr>
-              <w:spacing w:after="0"/>
-            </w:pPr>
-            <w:r>
-              <w:rPr>
-                <w:rFonts w:ascii="Arial" w:cs="Arial" w:eastAsia="Arial" w:hAnsi="Arial"/>
-                <w:b/>
-                <w:bCs/>
-                <w:i w:val="false"/>
-                <w:iCs w:val="false"/>
-                <w:sz w:val="26"/>
-                <w:szCs w:val="26"/>
-              </w:rPr>
-              <w:t xml:space="preserve">PARTIE 3 — Je dimensionne mes pièces</w:t>
-            </w:r>
-          </w:p>
-        </w:tc>
-      </w:tr>
-    </w:tbl>
-    <w:p>
-      <w:pPr>
-        <w:spacing w:after="64"/>
-      </w:pPr>
+      <w:r>
+        <w:rPr>
+          <w:rFonts w:ascii="Arial" w:cs="Arial" w:eastAsia="Arial" w:hAnsi="Arial"/>
+          <w:b/>
+          <w:bCs/>
+          <w:i w:val="false"/>
+          <w:iCs w:val="false"/>
+          <w:sz w:val="26"/>
+          <w:szCs w:val="26"/>
+        </w:rPr>
+        <w:t xml:space="preserve">PARTIE 3 — Je dimensionne mes pièces</w:t>
+      </w:r>
     </w:p>
     <w:p>
       <w:pPr>
+        <w:keepNext/>
+        <w:keepLines/>
         <w:spacing w:after="96"/>
       </w:pPr>
       <w:r>
@@ -1685,6 +1522,9 @@
         <w:gridCol w:w="2560"/>
       </w:tblGrid>
       <w:tr>
+        <w:trPr>
+          <w:cantSplit/>
+        </w:trPr>
         <w:tc>
           <w:tcPr>
             <w:tcW w:type="dxa" w:w="2800"/>
@@ -1705,6 +1545,8 @@
           </w:tcPr>
           <w:p>
             <w:pPr>
+              <w:keepNext/>
+              <w:keepLines/>
               <w:spacing w:after="0"/>
             </w:pPr>
             <w:r>
@@ -1741,6 +1583,8 @@
           </w:tcPr>
           <w:p>
             <w:pPr>
+              <w:keepNext/>
+              <w:keepLines/>
               <w:spacing w:after="0"/>
             </w:pPr>
             <w:r>
@@ -1777,6 +1621,8 @@
           </w:tcPr>
           <w:p>
             <w:pPr>
+              <w:keepNext/>
+              <w:keepLines/>
               <w:spacing w:after="0"/>
             </w:pPr>
             <w:r>
@@ -1813,6 +1659,8 @@
           </w:tcPr>
           <w:p>
             <w:pPr>
+              <w:keepNext/>
+              <w:keepLines/>
               <w:spacing w:after="0"/>
             </w:pPr>
             <w:r>
@@ -1831,6 +1679,9 @@
         </w:tc>
       </w:tr>
       <w:tr>
+        <w:trPr>
+          <w:cantSplit/>
+        </w:trPr>
         <w:tc>
           <w:tcPr>
             <w:tcW w:type="dxa" w:w="2800"/>
@@ -1850,6 +1701,8 @@
           </w:tcPr>
           <w:p>
             <w:pPr>
+              <w:keepNext/>
+              <w:keepLines/>
               <w:spacing w:after="0"/>
             </w:pPr>
             <w:r>
@@ -1885,6 +1738,8 @@
           </w:tcPr>
           <w:p>
             <w:pPr>
+              <w:keepNext/>
+              <w:keepLines/>
               <w:spacing w:after="0"/>
             </w:pPr>
             <w:r>
@@ -1920,6 +1775,8 @@
           </w:tcPr>
           <w:p>
             <w:pPr>
+              <w:keepNext/>
+              <w:keepLines/>
               <w:spacing w:after="0"/>
             </w:pPr>
             <w:r>
@@ -1955,6 +1812,8 @@
           </w:tcPr>
           <w:p>
             <w:pPr>
+              <w:keepNext/>
+              <w:keepLines/>
               <w:spacing w:after="0"/>
             </w:pPr>
             <w:r>
@@ -1973,6 +1832,9 @@
         </w:tc>
       </w:tr>
       <w:tr>
+        <w:trPr>
+          <w:cantSplit/>
+        </w:trPr>
         <w:tc>
           <w:tcPr>
             <w:tcW w:type="dxa" w:w="2800"/>
@@ -1992,6 +1854,8 @@
           </w:tcPr>
           <w:p>
             <w:pPr>
+              <w:keepNext/>
+              <w:keepLines/>
               <w:spacing w:after="0"/>
             </w:pPr>
             <w:r>
@@ -2027,6 +1891,8 @@
           </w:tcPr>
           <w:p>
             <w:pPr>
+              <w:keepNext/>
+              <w:keepLines/>
               <w:spacing w:after="0"/>
             </w:pPr>
             <w:r>
@@ -2062,6 +1928,8 @@
           </w:tcPr>
           <w:p>
             <w:pPr>
+              <w:keepNext/>
+              <w:keepLines/>
               <w:spacing w:after="0"/>
             </w:pPr>
             <w:r>
@@ -2097,6 +1965,8 @@
           </w:tcPr>
           <w:p>
             <w:pPr>
+              <w:keepNext/>
+              <w:keepLines/>
               <w:spacing w:after="0"/>
             </w:pPr>
             <w:r>
@@ -2115,6 +1985,9 @@
         </w:tc>
       </w:tr>
       <w:tr>
+        <w:trPr>
+          <w:cantSplit/>
+        </w:trPr>
         <w:tc>
           <w:tcPr>
             <w:tcW w:type="dxa" w:w="2800"/>
@@ -2134,6 +2007,8 @@
           </w:tcPr>
           <w:p>
             <w:pPr>
+              <w:keepNext/>
+              <w:keepLines/>
               <w:spacing w:after="0"/>
             </w:pPr>
             <w:r>
@@ -2169,6 +2044,8 @@
           </w:tcPr>
           <w:p>
             <w:pPr>
+              <w:keepNext/>
+              <w:keepLines/>
               <w:spacing w:after="0"/>
             </w:pPr>
             <w:r>
@@ -2204,6 +2081,8 @@
           </w:tcPr>
           <w:p>
             <w:pPr>
+              <w:keepNext/>
+              <w:keepLines/>
               <w:spacing w:after="0"/>
             </w:pPr>
             <w:r>
@@ -2239,6 +2118,8 @@
           </w:tcPr>
           <w:p>
             <w:pPr>
+              <w:keepNext/>
+              <w:keepLines/>
               <w:spacing w:after="0"/>
             </w:pPr>
             <w:r>
@@ -2257,6 +2138,9 @@
         </w:tc>
       </w:tr>
       <w:tr>
+        <w:trPr>
+          <w:cantSplit/>
+        </w:trPr>
         <w:tc>
           <w:tcPr>
             <w:tcW w:type="dxa" w:w="2800"/>
@@ -2276,6 +2160,8 @@
           </w:tcPr>
           <w:p>
             <w:pPr>
+              <w:keepNext/>
+              <w:keepLines/>
               <w:spacing w:after="0"/>
             </w:pPr>
             <w:r>
@@ -2311,6 +2197,8 @@
           </w:tcPr>
           <w:p>
             <w:pPr>
+              <w:keepNext/>
+              <w:keepLines/>
               <w:spacing w:after="0"/>
             </w:pPr>
             <w:r>
@@ -2346,6 +2234,8 @@
           </w:tcPr>
           <w:p>
             <w:pPr>
+              <w:keepNext/>
+              <w:keepLines/>
               <w:spacing w:after="0"/>
             </w:pPr>
             <w:r>
@@ -2381,6 +2271,8 @@
           </w:tcPr>
           <w:p>
             <w:pPr>
+              <w:keepNext/>
+              <w:keepLines/>
               <w:spacing w:after="0"/>
             </w:pPr>
             <w:r>
@@ -2399,6 +2291,9 @@
         </w:tc>
       </w:tr>
       <w:tr>
+        <w:trPr>
+          <w:cantSplit/>
+        </w:trPr>
         <w:tc>
           <w:tcPr>
             <w:tcW w:type="dxa" w:w="2800"/>
@@ -2574,6 +2469,9 @@
         <w:gridCol w:w="9360"/>
       </w:tblGrid>
       <w:tr>
+        <w:trPr>
+          <w:cantSplit/>
+        </w:trPr>
         <w:tc>
           <w:tcPr>
             <w:tcW w:type="dxa" w:w="9360"/>

--- a/public/2026/seq05/FICHE_S5-A01_BesoinCDC_5eme.docx
+++ b/public/2026/seq05/FICHE_S5-A01_BesoinCDC_5eme.docx
@@ -211,32 +211,6 @@
                 <w:szCs w:val="16"/>
               </w:rPr>
               <w:t xml:space="preserve">ACTIVITÉ N°01</w:t>
-            </w:r>
-          </w:p>
-          <w:p>
-            <w:pPr>
-              <w:spacing w:after="0"/>
-            </w:pPr>
-            <w:r>
-              <w:rPr>
-                <w:rFonts w:ascii="Arial" w:cs="Arial" w:eastAsia="Arial" w:hAnsi="Arial"/>
-                <w:sz w:val="14"/>
-                <w:szCs w:val="14"/>
-              </w:rPr>
-              <w:t xml:space="preserve">NOM : ..............................</w:t>
-            </w:r>
-          </w:p>
-          <w:p>
-            <w:pPr>
-              <w:spacing w:after="0"/>
-            </w:pPr>
-            <w:r>
-              <w:rPr>
-                <w:rFonts w:ascii="Arial" w:cs="Arial" w:eastAsia="Arial" w:hAnsi="Arial"/>
-                <w:sz w:val="14"/>
-                <w:szCs w:val="14"/>
-              </w:rPr>
-              <w:t xml:space="preserve">PRÉNOM : .........................</w:t>
             </w:r>
           </w:p>
         </w:tc>

--- a/public/2026/seq05/FICHE_S5-A01_BesoinCDC_5eme.docx
+++ b/public/2026/seq05/FICHE_S5-A01_BesoinCDC_5eme.docx
@@ -1396,36 +1396,36 @@
           </w:p>
           <w:p>
             <w:pPr>
-              <w:spacing w:after="96"/>
-            </w:pPr>
-            <w:r>
-              <w:rPr>
-                <w:rFonts w:ascii="Arial" w:cs="Arial" w:eastAsia="Arial" w:hAnsi="Arial"/>
-                <w:b w:val="false"/>
-                <w:bCs w:val="false"/>
-                <w:i w:val="false"/>
-                <w:iCs w:val="false"/>
-                <w:sz w:val="24"/>
-                <w:szCs w:val="24"/>
-              </w:rPr>
-              <w:t xml:space="preserve">.......................................................................</w:t>
-            </w:r>
-          </w:p>
-          <w:p>
-            <w:pPr>
-              <w:spacing w:after="96"/>
-            </w:pPr>
-            <w:r>
-              <w:rPr>
-                <w:rFonts w:ascii="Arial" w:cs="Arial" w:eastAsia="Arial" w:hAnsi="Arial"/>
-                <w:b w:val="false"/>
-                <w:bCs w:val="false"/>
-                <w:i w:val="false"/>
-                <w:iCs w:val="false"/>
-                <w:sz w:val="24"/>
-                <w:szCs w:val="24"/>
-              </w:rPr>
-              <w:t xml:space="preserve">.......................................................................</w:t>
+              <w:spacing w:after="230"/>
+            </w:pPr>
+            <w:r>
+              <w:rPr>
+                <w:rFonts w:ascii="Arial" w:cs="Arial" w:eastAsia="Arial" w:hAnsi="Arial"/>
+                <w:b w:val="false"/>
+                <w:bCs w:val="false"/>
+                <w:i w:val="false"/>
+                <w:iCs w:val="false"/>
+                <w:sz w:val="24"/>
+                <w:szCs w:val="24"/>
+              </w:rPr>
+              <w:t xml:space="preserve">......................................................................................................................................................</w:t>
+            </w:r>
+          </w:p>
+          <w:p>
+            <w:pPr>
+              <w:spacing w:after="230"/>
+            </w:pPr>
+            <w:r>
+              <w:rPr>
+                <w:rFonts w:ascii="Arial" w:cs="Arial" w:eastAsia="Arial" w:hAnsi="Arial"/>
+                <w:b w:val="false"/>
+                <w:bCs w:val="false"/>
+                <w:i w:val="false"/>
+                <w:iCs w:val="false"/>
+                <w:sz w:val="24"/>
+                <w:szCs w:val="24"/>
+              </w:rPr>
+              <w:t xml:space="preserve">......................................................................................................................................................</w:t>
             </w:r>
           </w:p>
         </w:tc>
@@ -2020,19 +2020,19 @@
             <w:pPr>
               <w:keepNext/>
               <w:keepLines/>
-              <w:spacing w:after="0"/>
-            </w:pPr>
-            <w:r>
-              <w:rPr>
-                <w:rFonts w:ascii="Arial" w:cs="Arial" w:eastAsia="Arial" w:hAnsi="Arial"/>
-                <w:b w:val="false"/>
-                <w:bCs w:val="false"/>
-                <w:i w:val="false"/>
-                <w:iCs w:val="false"/>
-                <w:sz w:val="24"/>
-                <w:szCs w:val="24"/>
-              </w:rPr>
-              <w:t xml:space="preserve">......</w:t>
+              <w:spacing w:after="230"/>
+            </w:pPr>
+            <w:r>
+              <w:rPr>
+                <w:rFonts w:ascii="Arial" w:cs="Arial" w:eastAsia="Arial" w:hAnsi="Arial"/>
+                <w:b w:val="false"/>
+                <w:bCs w:val="false"/>
+                <w:i w:val="false"/>
+                <w:iCs w:val="false"/>
+                <w:sz w:val="24"/>
+                <w:szCs w:val="24"/>
+              </w:rPr>
+              <w:t xml:space="preserve">......................................................................................................................................................</w:t>
             </w:r>
           </w:p>
         </w:tc>
@@ -2094,19 +2094,19 @@
             <w:pPr>
               <w:keepNext/>
               <w:keepLines/>
-              <w:spacing w:after="0"/>
-            </w:pPr>
-            <w:r>
-              <w:rPr>
-                <w:rFonts w:ascii="Arial" w:cs="Arial" w:eastAsia="Arial" w:hAnsi="Arial"/>
-                <w:b w:val="false"/>
-                <w:bCs w:val="false"/>
-                <w:i w:val="false"/>
-                <w:iCs w:val="false"/>
-                <w:sz w:val="24"/>
-                <w:szCs w:val="24"/>
-              </w:rPr>
-              <w:t xml:space="preserve">......</w:t>
+              <w:spacing w:after="230"/>
+            </w:pPr>
+            <w:r>
+              <w:rPr>
+                <w:rFonts w:ascii="Arial" w:cs="Arial" w:eastAsia="Arial" w:hAnsi="Arial"/>
+                <w:b w:val="false"/>
+                <w:bCs w:val="false"/>
+                <w:i w:val="false"/>
+                <w:iCs w:val="false"/>
+                <w:sz w:val="24"/>
+                <w:szCs w:val="24"/>
+              </w:rPr>
+              <w:t xml:space="preserve">......................................................................................................................................................</w:t>
             </w:r>
           </w:p>
         </w:tc>
@@ -2173,19 +2173,19 @@
             <w:pPr>
               <w:keepNext/>
               <w:keepLines/>
-              <w:spacing w:after="0"/>
-            </w:pPr>
-            <w:r>
-              <w:rPr>
-                <w:rFonts w:ascii="Arial" w:cs="Arial" w:eastAsia="Arial" w:hAnsi="Arial"/>
-                <w:b w:val="false"/>
-                <w:bCs w:val="false"/>
-                <w:i w:val="false"/>
-                <w:iCs w:val="false"/>
-                <w:sz w:val="24"/>
-                <w:szCs w:val="24"/>
-              </w:rPr>
-              <w:t xml:space="preserve">......</w:t>
+              <w:spacing w:after="230"/>
+            </w:pPr>
+            <w:r>
+              <w:rPr>
+                <w:rFonts w:ascii="Arial" w:cs="Arial" w:eastAsia="Arial" w:hAnsi="Arial"/>
+                <w:b w:val="false"/>
+                <w:bCs w:val="false"/>
+                <w:i w:val="false"/>
+                <w:iCs w:val="false"/>
+                <w:sz w:val="24"/>
+                <w:szCs w:val="24"/>
+              </w:rPr>
+              <w:t xml:space="preserve">......................................................................................................................................................</w:t>
             </w:r>
           </w:p>
         </w:tc>
@@ -2247,19 +2247,19 @@
             <w:pPr>
               <w:keepNext/>
               <w:keepLines/>
-              <w:spacing w:after="0"/>
-            </w:pPr>
-            <w:r>
-              <w:rPr>
-                <w:rFonts w:ascii="Arial" w:cs="Arial" w:eastAsia="Arial" w:hAnsi="Arial"/>
-                <w:b w:val="false"/>
-                <w:bCs w:val="false"/>
-                <w:i w:val="false"/>
-                <w:iCs w:val="false"/>
-                <w:sz w:val="24"/>
-                <w:szCs w:val="24"/>
-              </w:rPr>
-              <w:t xml:space="preserve">......</w:t>
+              <w:spacing w:after="230"/>
+            </w:pPr>
+            <w:r>
+              <w:rPr>
+                <w:rFonts w:ascii="Arial" w:cs="Arial" w:eastAsia="Arial" w:hAnsi="Arial"/>
+                <w:b w:val="false"/>
+                <w:bCs w:val="false"/>
+                <w:i w:val="false"/>
+                <w:iCs w:val="false"/>
+                <w:sz w:val="24"/>
+                <w:szCs w:val="24"/>
+              </w:rPr>
+              <w:t xml:space="preserve">......................................................................................................................................................</w:t>
             </w:r>
           </w:p>
         </w:tc>
@@ -2322,19 +2322,19 @@
           </w:tcPr>
           <w:p>
             <w:pPr>
-              <w:spacing w:after="0"/>
-            </w:pPr>
-            <w:r>
-              <w:rPr>
-                <w:rFonts w:ascii="Arial" w:cs="Arial" w:eastAsia="Arial" w:hAnsi="Arial"/>
-                <w:b w:val="false"/>
-                <w:bCs w:val="false"/>
-                <w:i w:val="false"/>
-                <w:iCs w:val="false"/>
-                <w:sz w:val="24"/>
-                <w:szCs w:val="24"/>
-              </w:rPr>
-              <w:t xml:space="preserve">......</w:t>
+              <w:spacing w:after="230"/>
+            </w:pPr>
+            <w:r>
+              <w:rPr>
+                <w:rFonts w:ascii="Arial" w:cs="Arial" w:eastAsia="Arial" w:hAnsi="Arial"/>
+                <w:b w:val="false"/>
+                <w:bCs w:val="false"/>
+                <w:i w:val="false"/>
+                <w:iCs w:val="false"/>
+                <w:sz w:val="24"/>
+                <w:szCs w:val="24"/>
+              </w:rPr>
+              <w:t xml:space="preserve">......................................................................................................................................................</w:t>
             </w:r>
           </w:p>
         </w:tc>
@@ -2392,19 +2392,19 @@
           </w:tcPr>
           <w:p>
             <w:pPr>
-              <w:spacing w:after="0"/>
-            </w:pPr>
-            <w:r>
-              <w:rPr>
-                <w:rFonts w:ascii="Arial" w:cs="Arial" w:eastAsia="Arial" w:hAnsi="Arial"/>
-                <w:b w:val="false"/>
-                <w:bCs w:val="false"/>
-                <w:i w:val="false"/>
-                <w:iCs w:val="false"/>
-                <w:sz w:val="24"/>
-                <w:szCs w:val="24"/>
-              </w:rPr>
-              <w:t xml:space="preserve">......</w:t>
+              <w:spacing w:after="230"/>
+            </w:pPr>
+            <w:r>
+              <w:rPr>
+                <w:rFonts w:ascii="Arial" w:cs="Arial" w:eastAsia="Arial" w:hAnsi="Arial"/>
+                <w:b w:val="false"/>
+                <w:bCs w:val="false"/>
+                <w:i w:val="false"/>
+                <w:iCs w:val="false"/>
+                <w:sz w:val="24"/>
+                <w:szCs w:val="24"/>
+              </w:rPr>
+              <w:t xml:space="preserve">......................................................................................................................................................</w:t>
             </w:r>
           </w:p>
         </w:tc>

--- a/public/2026/seq05/FICHE_S5-A01_BesoinCDC_5eme.docx
+++ b/public/2026/seq05/FICHE_S5-A01_BesoinCDC_5eme.docx
@@ -345,6 +345,30 @@
         </w:tc>
       </w:tr>
     </w:tbl>
+    <w:p>
+      <w:pPr>
+        <w:keepNext/>
+        <w:spacing w:after="128"/>
+      </w:pPr>
+      <w:r>
+        <w:rPr>
+          <w:rFonts w:ascii="Arial" w:cs="Arial" w:eastAsia="Arial" w:hAnsi="Arial"/>
+          <w:sz w:val="24"/>
+          <w:szCs w:val="24"/>
+          <w:b/>
+          <w:bCs/>
+        </w:rPr>
+        <w:t xml:space="preserve">OBJECTIF — </w:t>
+      </w:r>
+      <w:r>
+        <w:rPr>
+          <w:rFonts w:ascii="Arial" w:cs="Arial" w:eastAsia="Arial" w:hAnsi="Arial"/>
+          <w:sz w:val="24"/>
+          <w:szCs w:val="24"/>
+        </w:rPr>
+        <w:t xml:space="preserve">Tu sauras distinguer un besoin d'une envie et écrire ton cahier des charges.</w:t>
+      </w:r>
+    </w:p>
     <w:p>
       <w:pPr>
         <w:keepNext/>
@@ -1408,7 +1432,7 @@
                 <w:sz w:val="24"/>
                 <w:szCs w:val="24"/>
               </w:rPr>
-              <w:t xml:space="preserve">......................................................................................................................................................</w:t>
+              <w:t xml:space="preserve">...................................................................................................................................</w:t>
             </w:r>
           </w:p>
           <w:p>
@@ -1425,7 +1449,7 @@
                 <w:sz w:val="24"/>
                 <w:szCs w:val="24"/>
               </w:rPr>
-              <w:t xml:space="preserve">......................................................................................................................................................</w:t>
+              <w:t xml:space="preserve">...................................................................................................................................</w:t>
             </w:r>
           </w:p>
         </w:tc>
@@ -2032,7 +2056,7 @@
                 <w:sz w:val="24"/>
                 <w:szCs w:val="24"/>
               </w:rPr>
-              <w:t xml:space="preserve">......................................................................................................................................................</w:t>
+              <w:t xml:space="preserve">...................</w:t>
             </w:r>
           </w:p>
         </w:tc>
@@ -2106,7 +2130,7 @@
                 <w:sz w:val="24"/>
                 <w:szCs w:val="24"/>
               </w:rPr>
-              <w:t xml:space="preserve">......................................................................................................................................................</w:t>
+              <w:t xml:space="preserve">.................................</w:t>
             </w:r>
           </w:p>
         </w:tc>
@@ -2185,7 +2209,7 @@
                 <w:sz w:val="24"/>
                 <w:szCs w:val="24"/>
               </w:rPr>
-              <w:t xml:space="preserve">......................................................................................................................................................</w:t>
+              <w:t xml:space="preserve">...................</w:t>
             </w:r>
           </w:p>
         </w:tc>
@@ -2259,7 +2283,7 @@
                 <w:sz w:val="24"/>
                 <w:szCs w:val="24"/>
               </w:rPr>
-              <w:t xml:space="preserve">......................................................................................................................................................</w:t>
+              <w:t xml:space="preserve">.................................</w:t>
             </w:r>
           </w:p>
         </w:tc>
@@ -2334,7 +2358,7 @@
                 <w:sz w:val="24"/>
                 <w:szCs w:val="24"/>
               </w:rPr>
-              <w:t xml:space="preserve">......................................................................................................................................................</w:t>
+              <w:t xml:space="preserve">...................</w:t>
             </w:r>
           </w:p>
         </w:tc>
@@ -2404,7 +2428,7 @@
                 <w:sz w:val="24"/>
                 <w:szCs w:val="24"/>
               </w:rPr>
-              <w:t xml:space="preserve">......................................................................................................................................................</w:t>
+              <w:t xml:space="preserve">.................................</w:t>
             </w:r>
           </w:p>
         </w:tc>

--- a/public/2026/seq05/FICHE_S5-A01_BesoinCDC_5eme.docx
+++ b/public/2026/seq05/FICHE_S5-A01_BesoinCDC_5eme.docx
@@ -453,6 +453,35 @@
         </w:tc>
       </w:tr>
     </w:tbl>
+    <w:p>
+      <w:pPr>
+        <w:keepNext/>
+        <w:spacing w:before="96" w:after="60"/>
+      </w:pPr>
+      <w:r>
+        <w:rPr>
+          <w:rFonts w:ascii="Arial" w:cs="Arial" w:eastAsia="Arial" w:hAnsi="Arial"/>
+          <w:sz w:val="22"/>
+          <w:szCs w:val="22"/>
+          <w:i/>
+          <w:iCs/>
+        </w:rPr>
+        <w:t xml:space="preserve">D'APRÈS TOI ? Réponds AVANT de commencer, même sans être sûr. Ça ne se note pas.</w:t>
+      </w:r>
+    </w:p>
+    <w:p>
+      <w:pPr>
+        <w:spacing w:after="240"/>
+      </w:pPr>
+      <w:r>
+        <w:rPr>
+          <w:rFonts w:ascii="Arial" w:cs="Arial" w:eastAsia="Arial" w:hAnsi="Arial"/>
+          <w:sz w:val="24"/>
+          <w:szCs w:val="24"/>
+        </w:rPr>
+        <w:t xml:space="preserve">............................................................................................................................................</w:t>
+      </w:r>
+    </w:p>
     <w:p>
       <w:pPr>
         <w:keepNext/>

--- a/public/2026/seq05/FICHE_S5-A01_BesoinCDC_5eme.docx
+++ b/public/2026/seq05/FICHE_S5-A01_BesoinCDC_5eme.docx
@@ -480,6 +480,52 @@
           <w:szCs w:val="24"/>
         </w:rPr>
         <w:t xml:space="preserve">............................................................................................................................................</w:t>
+      </w:r>
+    </w:p>
+    <w:p>
+      <w:pPr>
+        <w:keepNext/>
+        <w:pBdr>
+          <w:top w:val="single" w:sz="6" w:space="2" w:color="D9D9D9"/>
+          <w:left w:val="single" w:sz="6" w:space="2" w:color="D9D9D9"/>
+          <w:bottom w:val="single" w:sz="6" w:space="2" w:color="D9D9D9"/>
+          <w:right w:val="single" w:sz="6" w:space="2" w:color="D9D9D9"/>
+        </w:pBdr>
+        <w:shd w:val="clear" w:color="auto" w:fill="F2F2F2"/>
+        <w:spacing w:before="80" w:after="120"/>
+        <w:ind w:left="60" w:right="60"/>
+      </w:pPr>
+      <w:r>
+        <w:rPr>
+          <w:rFonts w:ascii="Arial" w:cs="Arial" w:eastAsia="Arial" w:hAnsi="Arial"/>
+          <w:b/>
+          <w:bCs/>
+          <w:sz w:val="24"/>
+          <w:szCs w:val="24"/>
+        </w:rPr>
+        <w:t xml:space="preserve">RESSOURCE 1 — Le cahier des charges fonctionnel</w:t>
+      </w:r>
+      <w:r>
+        <w:rPr>
+          <w:rFonts w:ascii="Arial" w:cs="Arial" w:eastAsia="Arial" w:hAnsi="Arial"/>
+          <w:sz w:val="24"/>
+          <w:szCs w:val="24"/>
+        </w:rPr>
+        <w:t xml:space="preserve"> · Techno-Flash · rien à installer</w:t>
+      </w:r>
+      <w:r>
+        <w:rPr>
+          <w:rFonts w:ascii="Arial" w:cs="Arial" w:eastAsia="Arial" w:hAnsi="Arial"/>
+        </w:rPr>
+        <w:br/>
+      </w:r>
+      <w:r>
+        <w:rPr>
+          <w:rFonts w:ascii="Arial" w:cs="Arial" w:eastAsia="Arial" w:hAnsi="Arial"/>
+          <w:sz w:val="22"/>
+          <w:szCs w:val="22"/>
+        </w:rPr>
+        <w:t xml:space="preserve">→ techno-flash.com/animations/cahier_des_charges/cahier_des_charges_fonctionnel.html</w:t>
       </w:r>
     </w:p>
     <w:p>
